--- a/LAB2/TH2_FreeRTOS/TH2_MauBaoCao.docx
+++ b/LAB2/TH2_FreeRTOS/TH2_MauBaoCao.docx
@@ -694,6 +694,9 @@
         <w:jc w:val="both"/>
       </w:pPr>
       <w:r>
+        <w:rPr>
+          <w:noProof/>
+        </w:rPr>
         <w:drawing>
           <wp:inline distT="0" distB="0" distL="0" distR="0" wp14:anchorId="7ECB6EF2" wp14:editId="121C84B0">
             <wp:extent cx="6120130" cy="4110990"/>
@@ -779,14 +782,14 @@
       </w:tblPr>
       <w:tblGrid>
         <w:gridCol w:w="699"/>
-        <w:gridCol w:w="1139"/>
-        <w:gridCol w:w="943"/>
-        <w:gridCol w:w="840"/>
+        <w:gridCol w:w="1137"/>
+        <w:gridCol w:w="947"/>
+        <w:gridCol w:w="847"/>
         <w:gridCol w:w="1234"/>
-        <w:gridCol w:w="1092"/>
-        <w:gridCol w:w="945"/>
+        <w:gridCol w:w="1090"/>
+        <w:gridCol w:w="944"/>
         <w:gridCol w:w="886"/>
-        <w:gridCol w:w="1860"/>
+        <w:gridCol w:w="1854"/>
       </w:tblGrid>
       <w:tr>
         <w:trPr>
@@ -794,7 +797,7 @@
         </w:trPr>
         <w:tc>
           <w:tcPr>
-            <w:tcW w:w="700" w:type="dxa"/>
+            <w:tcW w:w="699" w:type="dxa"/>
             <w:tcBorders>
               <w:top w:val="single" w:sz="4" w:space="0" w:color="808080"/>
               <w:left w:val="single" w:sz="4" w:space="0" w:color="808080"/>
@@ -827,7 +830,7 @@
         </w:tc>
         <w:tc>
           <w:tcPr>
-            <w:tcW w:w="1150" w:type="dxa"/>
+            <w:tcW w:w="1137" w:type="dxa"/>
             <w:tcBorders>
               <w:top w:val="single" w:sz="4" w:space="0" w:color="808080"/>
               <w:left w:val="single" w:sz="4" w:space="0" w:color="808080"/>
@@ -860,7 +863,7 @@
         </w:tc>
         <w:tc>
           <w:tcPr>
-            <w:tcW w:w="950" w:type="dxa"/>
+            <w:tcW w:w="947" w:type="dxa"/>
             <w:tcBorders>
               <w:top w:val="single" w:sz="4" w:space="0" w:color="808080"/>
               <w:left w:val="single" w:sz="4" w:space="0" w:color="808080"/>
@@ -893,7 +896,7 @@
         </w:tc>
         <w:tc>
           <w:tcPr>
-            <w:tcW w:w="850" w:type="dxa"/>
+            <w:tcW w:w="847" w:type="dxa"/>
             <w:tcBorders>
               <w:top w:val="single" w:sz="4" w:space="0" w:color="808080"/>
               <w:left w:val="single" w:sz="4" w:space="0" w:color="808080"/>
@@ -926,7 +929,7 @@
         </w:tc>
         <w:tc>
           <w:tcPr>
-            <w:tcW w:w="1250" w:type="dxa"/>
+            <w:tcW w:w="1234" w:type="dxa"/>
             <w:tcBorders>
               <w:top w:val="single" w:sz="4" w:space="0" w:color="808080"/>
               <w:left w:val="single" w:sz="4" w:space="0" w:color="808080"/>
@@ -959,7 +962,7 @@
         </w:tc>
         <w:tc>
           <w:tcPr>
-            <w:tcW w:w="1100" w:type="dxa"/>
+            <w:tcW w:w="1090" w:type="dxa"/>
             <w:tcBorders>
               <w:top w:val="single" w:sz="4" w:space="0" w:color="808080"/>
               <w:left w:val="single" w:sz="4" w:space="0" w:color="808080"/>
@@ -992,7 +995,7 @@
         </w:tc>
         <w:tc>
           <w:tcPr>
-            <w:tcW w:w="950" w:type="dxa"/>
+            <w:tcW w:w="944" w:type="dxa"/>
             <w:tcBorders>
               <w:top w:val="single" w:sz="4" w:space="0" w:color="808080"/>
               <w:left w:val="single" w:sz="4" w:space="0" w:color="808080"/>
@@ -1025,7 +1028,7 @@
         </w:tc>
         <w:tc>
           <w:tcPr>
-            <w:tcW w:w="800" w:type="dxa"/>
+            <w:tcW w:w="886" w:type="dxa"/>
             <w:tcBorders>
               <w:top w:val="single" w:sz="4" w:space="0" w:color="808080"/>
               <w:left w:val="single" w:sz="4" w:space="0" w:color="808080"/>
@@ -1058,7 +1061,7 @@
         </w:tc>
         <w:tc>
           <w:tcPr>
-            <w:tcW w:w="1888" w:type="dxa"/>
+            <w:tcW w:w="1854" w:type="dxa"/>
             <w:tcBorders>
               <w:top w:val="single" w:sz="4" w:space="0" w:color="808080"/>
               <w:left w:val="single" w:sz="4" w:space="0" w:color="808080"/>
@@ -1093,7 +1096,7 @@
       <w:tr>
         <w:tc>
           <w:tcPr>
-            <w:tcW w:w="700" w:type="dxa"/>
+            <w:tcW w:w="699" w:type="dxa"/>
             <w:tcBorders>
               <w:top w:val="single" w:sz="4" w:space="0" w:color="808080"/>
               <w:left w:val="single" w:sz="4" w:space="0" w:color="808080"/>
@@ -1122,182 +1125,351 @@
         </w:tc>
         <w:tc>
           <w:tcPr>
-            <w:tcW w:w="1150" w:type="dxa"/>
-            <w:tcBorders>
-              <w:top w:val="single" w:sz="4" w:space="0" w:color="808080"/>
-              <w:left w:val="single" w:sz="4" w:space="0" w:color="808080"/>
-              <w:bottom w:val="single" w:sz="4" w:space="0" w:color="808080"/>
-              <w:right w:val="single" w:sz="4" w:space="0" w:color="808080"/>
-            </w:tcBorders>
-            <w:shd w:val="clear" w:color="auto" w:fill="FFF2CC"/>
-            <w:tcMar>
-              <w:top w:w="60" w:type="dxa"/>
-              <w:left w:w="90" w:type="dxa"/>
-              <w:bottom w:w="60" w:type="dxa"/>
-              <w:right w:w="90" w:type="dxa"/>
-            </w:tcMar>
-          </w:tcPr>
-          <w:p>
-            <w:pPr>
-              <w:spacing w:after="30"/>
-            </w:pPr>
-          </w:p>
-        </w:tc>
-        <w:tc>
-          <w:tcPr>
-            <w:tcW w:w="950" w:type="dxa"/>
-            <w:tcBorders>
-              <w:top w:val="single" w:sz="4" w:space="0" w:color="808080"/>
-              <w:left w:val="single" w:sz="4" w:space="0" w:color="808080"/>
-              <w:bottom w:val="single" w:sz="4" w:space="0" w:color="808080"/>
-              <w:right w:val="single" w:sz="4" w:space="0" w:color="808080"/>
-            </w:tcBorders>
-            <w:shd w:val="clear" w:color="auto" w:fill="FFF2CC"/>
-            <w:tcMar>
-              <w:top w:w="60" w:type="dxa"/>
-              <w:left w:w="90" w:type="dxa"/>
-              <w:bottom w:w="60" w:type="dxa"/>
-              <w:right w:w="90" w:type="dxa"/>
-            </w:tcMar>
-          </w:tcPr>
-          <w:p>
-            <w:pPr>
-              <w:spacing w:after="30"/>
-            </w:pPr>
-          </w:p>
-        </w:tc>
-        <w:tc>
-          <w:tcPr>
-            <w:tcW w:w="850" w:type="dxa"/>
-            <w:tcBorders>
-              <w:top w:val="single" w:sz="4" w:space="0" w:color="808080"/>
-              <w:left w:val="single" w:sz="4" w:space="0" w:color="808080"/>
-              <w:bottom w:val="single" w:sz="4" w:space="0" w:color="808080"/>
-              <w:right w:val="single" w:sz="4" w:space="0" w:color="808080"/>
-            </w:tcBorders>
-            <w:shd w:val="clear" w:color="auto" w:fill="FFF2CC"/>
-            <w:tcMar>
-              <w:top w:w="60" w:type="dxa"/>
-              <w:left w:w="90" w:type="dxa"/>
-              <w:bottom w:w="60" w:type="dxa"/>
-              <w:right w:w="90" w:type="dxa"/>
-            </w:tcMar>
-          </w:tcPr>
-          <w:p>
-            <w:pPr>
-              <w:spacing w:after="30"/>
-            </w:pPr>
-          </w:p>
-        </w:tc>
-        <w:tc>
-          <w:tcPr>
-            <w:tcW w:w="1250" w:type="dxa"/>
-            <w:tcBorders>
-              <w:top w:val="single" w:sz="4" w:space="0" w:color="808080"/>
-              <w:left w:val="single" w:sz="4" w:space="0" w:color="808080"/>
-              <w:bottom w:val="single" w:sz="4" w:space="0" w:color="808080"/>
-              <w:right w:val="single" w:sz="4" w:space="0" w:color="808080"/>
-            </w:tcBorders>
-            <w:shd w:val="clear" w:color="auto" w:fill="FFF2CC"/>
-            <w:tcMar>
-              <w:top w:w="60" w:type="dxa"/>
-              <w:left w:w="90" w:type="dxa"/>
-              <w:bottom w:w="60" w:type="dxa"/>
-              <w:right w:w="90" w:type="dxa"/>
-            </w:tcMar>
-          </w:tcPr>
-          <w:p>
-            <w:pPr>
-              <w:spacing w:after="30"/>
-            </w:pPr>
-          </w:p>
-        </w:tc>
-        <w:tc>
-          <w:tcPr>
-            <w:tcW w:w="1100" w:type="dxa"/>
-            <w:tcBorders>
-              <w:top w:val="single" w:sz="4" w:space="0" w:color="808080"/>
-              <w:left w:val="single" w:sz="4" w:space="0" w:color="808080"/>
-              <w:bottom w:val="single" w:sz="4" w:space="0" w:color="808080"/>
-              <w:right w:val="single" w:sz="4" w:space="0" w:color="808080"/>
-            </w:tcBorders>
-            <w:shd w:val="clear" w:color="auto" w:fill="FFF2CC"/>
-            <w:tcMar>
-              <w:top w:w="60" w:type="dxa"/>
-              <w:left w:w="90" w:type="dxa"/>
-              <w:bottom w:w="60" w:type="dxa"/>
-              <w:right w:w="90" w:type="dxa"/>
-            </w:tcMar>
-          </w:tcPr>
-          <w:p>
-            <w:pPr>
-              <w:spacing w:after="30"/>
-            </w:pPr>
-          </w:p>
-        </w:tc>
-        <w:tc>
-          <w:tcPr>
-            <w:tcW w:w="950" w:type="dxa"/>
-            <w:tcBorders>
-              <w:top w:val="single" w:sz="4" w:space="0" w:color="808080"/>
-              <w:left w:val="single" w:sz="4" w:space="0" w:color="808080"/>
-              <w:bottom w:val="single" w:sz="4" w:space="0" w:color="808080"/>
-              <w:right w:val="single" w:sz="4" w:space="0" w:color="808080"/>
-            </w:tcBorders>
-            <w:shd w:val="clear" w:color="auto" w:fill="FFF2CC"/>
-            <w:tcMar>
-              <w:top w:w="60" w:type="dxa"/>
-              <w:left w:w="90" w:type="dxa"/>
-              <w:bottom w:w="60" w:type="dxa"/>
-              <w:right w:w="90" w:type="dxa"/>
-            </w:tcMar>
-          </w:tcPr>
-          <w:p>
-            <w:pPr>
-              <w:spacing w:after="30"/>
-            </w:pPr>
-          </w:p>
-        </w:tc>
-        <w:tc>
-          <w:tcPr>
-            <w:tcW w:w="800" w:type="dxa"/>
-            <w:tcBorders>
-              <w:top w:val="single" w:sz="4" w:space="0" w:color="808080"/>
-              <w:left w:val="single" w:sz="4" w:space="0" w:color="808080"/>
-              <w:bottom w:val="single" w:sz="4" w:space="0" w:color="808080"/>
-              <w:right w:val="single" w:sz="4" w:space="0" w:color="808080"/>
-            </w:tcBorders>
-            <w:shd w:val="clear" w:color="auto" w:fill="FFF2CC"/>
-            <w:tcMar>
-              <w:top w:w="60" w:type="dxa"/>
-              <w:left w:w="90" w:type="dxa"/>
-              <w:bottom w:w="60" w:type="dxa"/>
-              <w:right w:w="90" w:type="dxa"/>
-            </w:tcMar>
-          </w:tcPr>
-          <w:p>
-            <w:pPr>
-              <w:spacing w:after="30"/>
-            </w:pPr>
-          </w:p>
-        </w:tc>
-        <w:tc>
-          <w:tcPr>
-            <w:tcW w:w="1888" w:type="dxa"/>
-            <w:tcBorders>
-              <w:top w:val="single" w:sz="4" w:space="0" w:color="808080"/>
-              <w:left w:val="single" w:sz="4" w:space="0" w:color="808080"/>
-              <w:bottom w:val="single" w:sz="4" w:space="0" w:color="808080"/>
-              <w:right w:val="single" w:sz="4" w:space="0" w:color="808080"/>
-            </w:tcBorders>
-            <w:shd w:val="clear" w:color="auto" w:fill="FFF2CC"/>
-            <w:tcMar>
-              <w:top w:w="60" w:type="dxa"/>
-              <w:left w:w="90" w:type="dxa"/>
-              <w:bottom w:w="60" w:type="dxa"/>
-              <w:right w:w="90" w:type="dxa"/>
-            </w:tcMar>
-          </w:tcPr>
+            <w:tcW w:w="1137" w:type="dxa"/>
+            <w:tcBorders>
+              <w:top w:val="single" w:sz="4" w:space="0" w:color="808080"/>
+              <w:left w:val="single" w:sz="4" w:space="0" w:color="808080"/>
+              <w:bottom w:val="single" w:sz="4" w:space="0" w:color="808080"/>
+              <w:right w:val="single" w:sz="4" w:space="0" w:color="808080"/>
+            </w:tcBorders>
+            <w:shd w:val="clear" w:color="auto" w:fill="FFF2CC"/>
+            <w:tcMar>
+              <w:top w:w="60" w:type="dxa"/>
+              <w:left w:w="90" w:type="dxa"/>
+              <w:bottom w:w="60" w:type="dxa"/>
+              <w:right w:w="90" w:type="dxa"/>
+            </w:tcMar>
+          </w:tcPr>
+          <w:p>
+            <w:pPr>
+              <w:spacing w:after="30"/>
+            </w:pPr>
+            <w:r>
+              <w:t>1550.0</w:t>
+            </w:r>
+          </w:p>
+        </w:tc>
+        <w:tc>
+          <w:tcPr>
+            <w:tcW w:w="947" w:type="dxa"/>
+            <w:tcBorders>
+              <w:top w:val="single" w:sz="4" w:space="0" w:color="808080"/>
+              <w:left w:val="single" w:sz="4" w:space="0" w:color="808080"/>
+              <w:bottom w:val="single" w:sz="4" w:space="0" w:color="808080"/>
+              <w:right w:val="single" w:sz="4" w:space="0" w:color="808080"/>
+            </w:tcBorders>
+            <w:shd w:val="clear" w:color="auto" w:fill="FFF2CC"/>
+            <w:tcMar>
+              <w:top w:w="60" w:type="dxa"/>
+              <w:left w:w="90" w:type="dxa"/>
+              <w:bottom w:w="60" w:type="dxa"/>
+              <w:right w:w="90" w:type="dxa"/>
+            </w:tcMar>
+          </w:tcPr>
+          <w:p>
+            <w:pPr>
+              <w:spacing w:after="30"/>
+            </w:pPr>
+            <w:r>
+              <w:t>1012.5</w:t>
+            </w:r>
+          </w:p>
+        </w:tc>
+        <w:tc>
+          <w:tcPr>
+            <w:tcW w:w="847" w:type="dxa"/>
+            <w:tcBorders>
+              <w:top w:val="single" w:sz="4" w:space="0" w:color="808080"/>
+              <w:left w:val="single" w:sz="4" w:space="0" w:color="808080"/>
+              <w:bottom w:val="single" w:sz="4" w:space="0" w:color="808080"/>
+              <w:right w:val="single" w:sz="4" w:space="0" w:color="808080"/>
+            </w:tcBorders>
+            <w:shd w:val="clear" w:color="auto" w:fill="FFF2CC"/>
+            <w:tcMar>
+              <w:top w:w="60" w:type="dxa"/>
+              <w:left w:w="90" w:type="dxa"/>
+              <w:bottom w:w="60" w:type="dxa"/>
+              <w:right w:w="90" w:type="dxa"/>
+            </w:tcMar>
+          </w:tcPr>
+          <w:p>
+            <w:pPr>
+              <w:spacing w:after="30"/>
+            </w:pPr>
+            <w:r>
+              <w:t>3.9</w:t>
+            </w:r>
+          </w:p>
+          <w:p>
+            <w:pPr>
+              <w:spacing w:after="30"/>
+            </w:pPr>
+          </w:p>
+        </w:tc>
+        <w:tc>
+          <w:tcPr>
+            <w:tcW w:w="1234" w:type="dxa"/>
+            <w:tcBorders>
+              <w:top w:val="single" w:sz="4" w:space="0" w:color="808080"/>
+              <w:left w:val="single" w:sz="4" w:space="0" w:color="808080"/>
+              <w:bottom w:val="single" w:sz="4" w:space="0" w:color="808080"/>
+              <w:right w:val="single" w:sz="4" w:space="0" w:color="808080"/>
+            </w:tcBorders>
+            <w:shd w:val="clear" w:color="auto" w:fill="FFF2CC"/>
+            <w:tcMar>
+              <w:top w:w="60" w:type="dxa"/>
+              <w:left w:w="90" w:type="dxa"/>
+              <w:bottom w:w="60" w:type="dxa"/>
+              <w:right w:w="90" w:type="dxa"/>
+            </w:tcMar>
+          </w:tcPr>
+          <w:p>
+            <w:pPr>
+              <w:spacing w:after="30"/>
+            </w:pPr>
+            <w:r>
+              <w:t xml:space="preserve">1000  </w:t>
+            </w:r>
+            <w:r>
+              <w:t xml:space="preserve">/ </w:t>
+            </w:r>
+            <w:r>
+              <w:t xml:space="preserve">1037   </w:t>
+            </w:r>
+          </w:p>
+        </w:tc>
+        <w:tc>
+          <w:tcPr>
+            <w:tcW w:w="1090" w:type="dxa"/>
+            <w:tcBorders>
+              <w:top w:val="single" w:sz="4" w:space="0" w:color="808080"/>
+              <w:left w:val="single" w:sz="4" w:space="0" w:color="808080"/>
+              <w:bottom w:val="single" w:sz="4" w:space="0" w:color="808080"/>
+              <w:right w:val="single" w:sz="4" w:space="0" w:color="808080"/>
+            </w:tcBorders>
+            <w:shd w:val="clear" w:color="auto" w:fill="FFF2CC"/>
+            <w:tcMar>
+              <w:top w:w="60" w:type="dxa"/>
+              <w:left w:w="90" w:type="dxa"/>
+              <w:bottom w:w="60" w:type="dxa"/>
+              <w:right w:w="90" w:type="dxa"/>
+            </w:tcMar>
+          </w:tcPr>
+          <w:p>
+            <w:pPr>
+              <w:spacing w:after="30"/>
+            </w:pPr>
+            <w:r>
+              <w:t>6451</w:t>
+            </w:r>
+          </w:p>
+        </w:tc>
+        <w:tc>
+          <w:tcPr>
+            <w:tcW w:w="944" w:type="dxa"/>
+            <w:tcBorders>
+              <w:top w:val="single" w:sz="4" w:space="0" w:color="808080"/>
+              <w:left w:val="single" w:sz="4" w:space="0" w:color="808080"/>
+              <w:bottom w:val="single" w:sz="4" w:space="0" w:color="808080"/>
+              <w:right w:val="single" w:sz="4" w:space="0" w:color="808080"/>
+            </w:tcBorders>
+            <w:shd w:val="clear" w:color="auto" w:fill="FFF2CC"/>
+            <w:tcMar>
+              <w:top w:w="60" w:type="dxa"/>
+              <w:left w:w="90" w:type="dxa"/>
+              <w:bottom w:w="60" w:type="dxa"/>
+              <w:right w:w="90" w:type="dxa"/>
+            </w:tcMar>
+          </w:tcPr>
+          <w:p>
+            <w:pPr>
+              <w:spacing w:after="30"/>
+            </w:pPr>
+            <w:r>
+              <w:t>9877</w:t>
+            </w:r>
+          </w:p>
+          <w:p>
+            <w:pPr>
+              <w:spacing w:after="30"/>
+            </w:pPr>
+          </w:p>
+        </w:tc>
+        <w:tc>
+          <w:tcPr>
+            <w:tcW w:w="886" w:type="dxa"/>
+            <w:tcBorders>
+              <w:top w:val="single" w:sz="4" w:space="0" w:color="808080"/>
+              <w:left w:val="single" w:sz="4" w:space="0" w:color="808080"/>
+              <w:bottom w:val="single" w:sz="4" w:space="0" w:color="808080"/>
+              <w:right w:val="single" w:sz="4" w:space="0" w:color="808080"/>
+            </w:tcBorders>
+            <w:shd w:val="clear" w:color="auto" w:fill="FFF2CC"/>
+            <w:tcMar>
+              <w:top w:w="60" w:type="dxa"/>
+              <w:left w:w="90" w:type="dxa"/>
+              <w:bottom w:w="60" w:type="dxa"/>
+              <w:right w:w="90" w:type="dxa"/>
+            </w:tcMar>
+          </w:tcPr>
+          <w:p>
+            <w:pPr>
+              <w:spacing w:after="30"/>
+            </w:pPr>
+            <w:r>
+              <w:t>&gt; 20%</w:t>
+            </w:r>
+          </w:p>
+          <w:p>
+            <w:pPr>
+              <w:spacing w:after="30"/>
+            </w:pPr>
+          </w:p>
+        </w:tc>
+        <w:tc>
+          <w:tcPr>
+            <w:tcW w:w="1854" w:type="dxa"/>
+            <w:tcBorders>
+              <w:top w:val="single" w:sz="4" w:space="0" w:color="808080"/>
+              <w:left w:val="single" w:sz="4" w:space="0" w:color="808080"/>
+              <w:bottom w:val="single" w:sz="4" w:space="0" w:color="808080"/>
+              <w:right w:val="single" w:sz="4" w:space="0" w:color="808080"/>
+            </w:tcBorders>
+            <w:shd w:val="clear" w:color="auto" w:fill="FFF2CC"/>
+            <w:tcMar>
+              <w:top w:w="60" w:type="dxa"/>
+              <w:left w:w="90" w:type="dxa"/>
+              <w:bottom w:w="60" w:type="dxa"/>
+              <w:right w:w="90" w:type="dxa"/>
+            </w:tcMar>
+          </w:tcPr>
+          <w:p>
+            <w:pPr>
+              <w:spacing w:after="30"/>
+            </w:pPr>
+            <w:r>
+              <w:t xml:space="preserve">Thực tế cài đặt trong code tính thời gian chờ dựa trên khoảng thời gian trôi qua so với </w:t>
+            </w:r>
+            <m:oMath>
+              <m:sSub>
+                <m:sSubPr>
+                  <m:ctrlPr>
+                    <w:rPr>
+                      <w:rFonts w:ascii="Cambria Math" w:hAnsi="Cambria Math"/>
+                    </w:rPr>
+                  </m:ctrlPr>
+                </m:sSubPr>
+                <m:e>
+                  <m:r>
+                    <w:rPr>
+                      <w:rFonts w:ascii="Cambria Math" w:hAnsi="Cambria Math"/>
+                    </w:rPr>
+                    <m:t>T</m:t>
+                  </m:r>
+                </m:e>
+                <m:sub>
+                  <m:r>
+                    <w:rPr>
+                      <w:rFonts w:ascii="Cambria Math" w:hAnsi="Cambria Math"/>
+                    </w:rPr>
+                    <m:t>0</m:t>
+                  </m:r>
+                </m:sub>
+              </m:sSub>
+            </m:oMath>
+            <w:r>
+              <w:t xml:space="preserve"> (</w:t>
+            </w:r>
+            <m:oMath>
+              <m:r>
+                <w:rPr>
+                  <w:rFonts w:ascii="Cambria Math" w:hAnsi="Cambria Math"/>
+                </w:rPr>
+                <m:t>≈1012.5 μ</m:t>
+              </m:r>
+              <m:r>
+                <m:rPr>
+                  <m:nor/>
+                </m:rPr>
+                <m:t>s</m:t>
+              </m:r>
+            </m:oMath>
+            <w:r>
+              <w:t xml:space="preserve">), khác với công thức lý thuyết cộng dồn </w:t>
+            </w:r>
+            <m:oMath>
+              <m:sSub>
+                <m:sSubPr>
+                  <m:ctrlPr>
+                    <w:rPr>
+                      <w:rFonts w:ascii="Cambria Math" w:hAnsi="Cambria Math"/>
+                    </w:rPr>
+                  </m:ctrlPr>
+                </m:sSubPr>
+                <m:e>
+                  <m:r>
+                    <w:rPr>
+                      <w:rFonts w:ascii="Cambria Math" w:hAnsi="Cambria Math"/>
+                    </w:rPr>
+                    <m:t>T</m:t>
+                  </m:r>
+                </m:e>
+                <m:sub>
+                  <m:r>
+                    <w:rPr>
+                      <w:rFonts w:ascii="Cambria Math" w:hAnsi="Cambria Math"/>
+                    </w:rPr>
+                    <m:t>0</m:t>
+                  </m:r>
+                </m:sub>
+              </m:sSub>
+              <m:r>
+                <w:rPr>
+                  <w:rFonts w:ascii="Cambria Math" w:hAnsi="Cambria Math"/>
+                </w:rPr>
+                <m:t>+</m:t>
+              </m:r>
+              <m:sSub>
+                <m:sSubPr>
+                  <m:ctrlPr>
+                    <w:rPr>
+                      <w:rFonts w:ascii="Cambria Math" w:hAnsi="Cambria Math"/>
+                    </w:rPr>
+                  </m:ctrlPr>
+                </m:sSubPr>
+                <m:e>
+                  <m:r>
+                    <w:rPr>
+                      <w:rFonts w:ascii="Cambria Math" w:hAnsi="Cambria Math"/>
+                    </w:rPr>
+                    <m:t>t</m:t>
+                  </m:r>
+                </m:e>
+                <m:sub>
+                  <m:r>
+                    <w:rPr>
+                      <w:rFonts w:ascii="Cambria Math" w:hAnsi="Cambria Math"/>
+                    </w:rPr>
+                    <m:t>x</m:t>
+                  </m:r>
+                </m:sub>
+              </m:sSub>
+            </m:oMath>
+            <w:r>
+              <w:t xml:space="preserve"> trong phiếu dự đoán, dẫn đến lệch </w:t>
+            </w:r>
+            <m:oMath>
+              <m:r>
+                <w:rPr>
+                  <w:rFonts w:ascii="Cambria Math" w:hAnsi="Cambria Math"/>
+                </w:rPr>
+                <m:t>&gt;20%</m:t>
+              </m:r>
+            </m:oMath>
+            <w:r>
+              <w:t>.</w:t>
+            </w:r>
+          </w:p>
           <w:p>
             <w:pPr>
               <w:spacing w:after="30"/>
@@ -1308,7 +1480,7 @@
       <w:tr>
         <w:tc>
           <w:tcPr>
-            <w:tcW w:w="700" w:type="dxa"/>
+            <w:tcW w:w="699" w:type="dxa"/>
             <w:tcBorders>
               <w:top w:val="single" w:sz="4" w:space="0" w:color="808080"/>
               <w:left w:val="single" w:sz="4" w:space="0" w:color="808080"/>
@@ -1337,182 +1509,312 @@
         </w:tc>
         <w:tc>
           <w:tcPr>
-            <w:tcW w:w="1150" w:type="dxa"/>
-            <w:tcBorders>
-              <w:top w:val="single" w:sz="4" w:space="0" w:color="808080"/>
-              <w:left w:val="single" w:sz="4" w:space="0" w:color="808080"/>
-              <w:bottom w:val="single" w:sz="4" w:space="0" w:color="808080"/>
-              <w:right w:val="single" w:sz="4" w:space="0" w:color="808080"/>
-            </w:tcBorders>
-            <w:shd w:val="clear" w:color="auto" w:fill="FFF2CC"/>
-            <w:tcMar>
-              <w:top w:w="60" w:type="dxa"/>
-              <w:left w:w="90" w:type="dxa"/>
-              <w:bottom w:w="60" w:type="dxa"/>
-              <w:right w:w="90" w:type="dxa"/>
-            </w:tcMar>
-          </w:tcPr>
-          <w:p>
-            <w:pPr>
-              <w:spacing w:after="30"/>
-            </w:pPr>
-          </w:p>
-        </w:tc>
-        <w:tc>
-          <w:tcPr>
-            <w:tcW w:w="950" w:type="dxa"/>
-            <w:tcBorders>
-              <w:top w:val="single" w:sz="4" w:space="0" w:color="808080"/>
-              <w:left w:val="single" w:sz="4" w:space="0" w:color="808080"/>
-              <w:bottom w:val="single" w:sz="4" w:space="0" w:color="808080"/>
-              <w:right w:val="single" w:sz="4" w:space="0" w:color="808080"/>
-            </w:tcBorders>
-            <w:shd w:val="clear" w:color="auto" w:fill="FFF2CC"/>
-            <w:tcMar>
-              <w:top w:w="60" w:type="dxa"/>
-              <w:left w:w="90" w:type="dxa"/>
-              <w:bottom w:w="60" w:type="dxa"/>
-              <w:right w:w="90" w:type="dxa"/>
-            </w:tcMar>
-          </w:tcPr>
-          <w:p>
-            <w:pPr>
-              <w:spacing w:after="30"/>
-            </w:pPr>
-          </w:p>
-        </w:tc>
-        <w:tc>
-          <w:tcPr>
-            <w:tcW w:w="850" w:type="dxa"/>
-            <w:tcBorders>
-              <w:top w:val="single" w:sz="4" w:space="0" w:color="808080"/>
-              <w:left w:val="single" w:sz="4" w:space="0" w:color="808080"/>
-              <w:bottom w:val="single" w:sz="4" w:space="0" w:color="808080"/>
-              <w:right w:val="single" w:sz="4" w:space="0" w:color="808080"/>
-            </w:tcBorders>
-            <w:shd w:val="clear" w:color="auto" w:fill="FFF2CC"/>
-            <w:tcMar>
-              <w:top w:w="60" w:type="dxa"/>
-              <w:left w:w="90" w:type="dxa"/>
-              <w:bottom w:w="60" w:type="dxa"/>
-              <w:right w:w="90" w:type="dxa"/>
-            </w:tcMar>
-          </w:tcPr>
-          <w:p>
-            <w:pPr>
-              <w:spacing w:after="30"/>
-            </w:pPr>
-          </w:p>
-        </w:tc>
-        <w:tc>
-          <w:tcPr>
-            <w:tcW w:w="1250" w:type="dxa"/>
-            <w:tcBorders>
-              <w:top w:val="single" w:sz="4" w:space="0" w:color="808080"/>
-              <w:left w:val="single" w:sz="4" w:space="0" w:color="808080"/>
-              <w:bottom w:val="single" w:sz="4" w:space="0" w:color="808080"/>
-              <w:right w:val="single" w:sz="4" w:space="0" w:color="808080"/>
-            </w:tcBorders>
-            <w:shd w:val="clear" w:color="auto" w:fill="FFF2CC"/>
-            <w:tcMar>
-              <w:top w:w="60" w:type="dxa"/>
-              <w:left w:w="90" w:type="dxa"/>
-              <w:bottom w:w="60" w:type="dxa"/>
-              <w:right w:w="90" w:type="dxa"/>
-            </w:tcMar>
-          </w:tcPr>
-          <w:p>
-            <w:pPr>
-              <w:spacing w:after="30"/>
-            </w:pPr>
-          </w:p>
-        </w:tc>
-        <w:tc>
-          <w:tcPr>
-            <w:tcW w:w="1100" w:type="dxa"/>
-            <w:tcBorders>
-              <w:top w:val="single" w:sz="4" w:space="0" w:color="808080"/>
-              <w:left w:val="single" w:sz="4" w:space="0" w:color="808080"/>
-              <w:bottom w:val="single" w:sz="4" w:space="0" w:color="808080"/>
-              <w:right w:val="single" w:sz="4" w:space="0" w:color="808080"/>
-            </w:tcBorders>
-            <w:shd w:val="clear" w:color="auto" w:fill="FFF2CC"/>
-            <w:tcMar>
-              <w:top w:w="60" w:type="dxa"/>
-              <w:left w:w="90" w:type="dxa"/>
-              <w:bottom w:w="60" w:type="dxa"/>
-              <w:right w:w="90" w:type="dxa"/>
-            </w:tcMar>
-          </w:tcPr>
-          <w:p>
-            <w:pPr>
-              <w:spacing w:after="30"/>
-            </w:pPr>
-          </w:p>
-        </w:tc>
-        <w:tc>
-          <w:tcPr>
-            <w:tcW w:w="950" w:type="dxa"/>
-            <w:tcBorders>
-              <w:top w:val="single" w:sz="4" w:space="0" w:color="808080"/>
-              <w:left w:val="single" w:sz="4" w:space="0" w:color="808080"/>
-              <w:bottom w:val="single" w:sz="4" w:space="0" w:color="808080"/>
-              <w:right w:val="single" w:sz="4" w:space="0" w:color="808080"/>
-            </w:tcBorders>
-            <w:shd w:val="clear" w:color="auto" w:fill="FFF2CC"/>
-            <w:tcMar>
-              <w:top w:w="60" w:type="dxa"/>
-              <w:left w:w="90" w:type="dxa"/>
-              <w:bottom w:w="60" w:type="dxa"/>
-              <w:right w:w="90" w:type="dxa"/>
-            </w:tcMar>
-          </w:tcPr>
-          <w:p>
-            <w:pPr>
-              <w:spacing w:after="30"/>
-            </w:pPr>
-          </w:p>
-        </w:tc>
-        <w:tc>
-          <w:tcPr>
-            <w:tcW w:w="800" w:type="dxa"/>
-            <w:tcBorders>
-              <w:top w:val="single" w:sz="4" w:space="0" w:color="808080"/>
-              <w:left w:val="single" w:sz="4" w:space="0" w:color="808080"/>
-              <w:bottom w:val="single" w:sz="4" w:space="0" w:color="808080"/>
-              <w:right w:val="single" w:sz="4" w:space="0" w:color="808080"/>
-            </w:tcBorders>
-            <w:shd w:val="clear" w:color="auto" w:fill="FFF2CC"/>
-            <w:tcMar>
-              <w:top w:w="60" w:type="dxa"/>
-              <w:left w:w="90" w:type="dxa"/>
-              <w:bottom w:w="60" w:type="dxa"/>
-              <w:right w:w="90" w:type="dxa"/>
-            </w:tcMar>
-          </w:tcPr>
-          <w:p>
-            <w:pPr>
-              <w:spacing w:after="30"/>
-            </w:pPr>
-          </w:p>
-        </w:tc>
-        <w:tc>
-          <w:tcPr>
-            <w:tcW w:w="1888" w:type="dxa"/>
-            <w:tcBorders>
-              <w:top w:val="single" w:sz="4" w:space="0" w:color="808080"/>
-              <w:left w:val="single" w:sz="4" w:space="0" w:color="808080"/>
-              <w:bottom w:val="single" w:sz="4" w:space="0" w:color="808080"/>
-              <w:right w:val="single" w:sz="4" w:space="0" w:color="808080"/>
-            </w:tcBorders>
-            <w:shd w:val="clear" w:color="auto" w:fill="FFF2CC"/>
-            <w:tcMar>
-              <w:top w:w="60" w:type="dxa"/>
-              <w:left w:w="90" w:type="dxa"/>
-              <w:bottom w:w="60" w:type="dxa"/>
-              <w:right w:w="90" w:type="dxa"/>
-            </w:tcMar>
-          </w:tcPr>
+            <w:tcW w:w="1137" w:type="dxa"/>
+            <w:tcBorders>
+              <w:top w:val="single" w:sz="4" w:space="0" w:color="808080"/>
+              <w:left w:val="single" w:sz="4" w:space="0" w:color="808080"/>
+              <w:bottom w:val="single" w:sz="4" w:space="0" w:color="808080"/>
+              <w:right w:val="single" w:sz="4" w:space="0" w:color="808080"/>
+            </w:tcBorders>
+            <w:shd w:val="clear" w:color="auto" w:fill="FFF2CC"/>
+            <w:tcMar>
+              <w:top w:w="60" w:type="dxa"/>
+              <w:left w:w="90" w:type="dxa"/>
+              <w:bottom w:w="60" w:type="dxa"/>
+              <w:right w:w="90" w:type="dxa"/>
+            </w:tcMar>
+          </w:tcPr>
+          <w:p>
+            <w:pPr>
+              <w:spacing w:after="30"/>
+            </w:pPr>
+            <w:r>
+              <w:t>1000.0</w:t>
+            </w:r>
+          </w:p>
+        </w:tc>
+        <w:tc>
+          <w:tcPr>
+            <w:tcW w:w="947" w:type="dxa"/>
+            <w:tcBorders>
+              <w:top w:val="single" w:sz="4" w:space="0" w:color="808080"/>
+              <w:left w:val="single" w:sz="4" w:space="0" w:color="808080"/>
+              <w:bottom w:val="single" w:sz="4" w:space="0" w:color="808080"/>
+              <w:right w:val="single" w:sz="4" w:space="0" w:color="808080"/>
+            </w:tcBorders>
+            <w:shd w:val="clear" w:color="auto" w:fill="FFF2CC"/>
+            <w:tcMar>
+              <w:top w:w="60" w:type="dxa"/>
+              <w:left w:w="90" w:type="dxa"/>
+              <w:bottom w:w="60" w:type="dxa"/>
+              <w:right w:w="90" w:type="dxa"/>
+            </w:tcMar>
+          </w:tcPr>
+          <w:p>
+            <w:pPr>
+              <w:spacing w:after="30"/>
+            </w:pPr>
+            <w:r>
+              <w:t xml:space="preserve">1000.0              </w:t>
+            </w:r>
+          </w:p>
+        </w:tc>
+        <w:tc>
+          <w:tcPr>
+            <w:tcW w:w="847" w:type="dxa"/>
+            <w:tcBorders>
+              <w:top w:val="single" w:sz="4" w:space="0" w:color="808080"/>
+              <w:left w:val="single" w:sz="4" w:space="0" w:color="808080"/>
+              <w:bottom w:val="single" w:sz="4" w:space="0" w:color="808080"/>
+              <w:right w:val="single" w:sz="4" w:space="0" w:color="808080"/>
+            </w:tcBorders>
+            <w:shd w:val="clear" w:color="auto" w:fill="FFF2CC"/>
+            <w:tcMar>
+              <w:top w:w="60" w:type="dxa"/>
+              <w:left w:w="90" w:type="dxa"/>
+              <w:bottom w:w="60" w:type="dxa"/>
+              <w:right w:w="90" w:type="dxa"/>
+            </w:tcMar>
+          </w:tcPr>
+          <w:p>
+            <w:pPr>
+              <w:spacing w:after="30"/>
+            </w:pPr>
+            <w:r>
+              <w:t>0.0</w:t>
+            </w:r>
+          </w:p>
+          <w:p>
+            <w:pPr>
+              <w:spacing w:after="30"/>
+            </w:pPr>
+          </w:p>
+        </w:tc>
+        <w:tc>
+          <w:tcPr>
+            <w:tcW w:w="1234" w:type="dxa"/>
+            <w:tcBorders>
+              <w:top w:val="single" w:sz="4" w:space="0" w:color="808080"/>
+              <w:left w:val="single" w:sz="4" w:space="0" w:color="808080"/>
+              <w:bottom w:val="single" w:sz="4" w:space="0" w:color="808080"/>
+              <w:right w:val="single" w:sz="4" w:space="0" w:color="808080"/>
+            </w:tcBorders>
+            <w:shd w:val="clear" w:color="auto" w:fill="FFF2CC"/>
+            <w:tcMar>
+              <w:top w:w="60" w:type="dxa"/>
+              <w:left w:w="90" w:type="dxa"/>
+              <w:bottom w:w="60" w:type="dxa"/>
+              <w:right w:w="90" w:type="dxa"/>
+            </w:tcMar>
+          </w:tcPr>
+          <w:p>
+            <w:pPr>
+              <w:spacing w:after="30"/>
+            </w:pPr>
+            <w:r>
+              <w:t xml:space="preserve">1000   </w:t>
+            </w:r>
+            <w:r>
+              <w:t>/</w:t>
+            </w:r>
+            <w:r>
+              <w:t xml:space="preserve"> </w:t>
+            </w:r>
+          </w:p>
+          <w:p>
+            <w:pPr>
+              <w:spacing w:after="30"/>
+            </w:pPr>
+            <w:r>
+              <w:t xml:space="preserve">1000  </w:t>
+            </w:r>
+          </w:p>
+        </w:tc>
+        <w:tc>
+          <w:tcPr>
+            <w:tcW w:w="1090" w:type="dxa"/>
+            <w:tcBorders>
+              <w:top w:val="single" w:sz="4" w:space="0" w:color="808080"/>
+              <w:left w:val="single" w:sz="4" w:space="0" w:color="808080"/>
+              <w:bottom w:val="single" w:sz="4" w:space="0" w:color="808080"/>
+              <w:right w:val="single" w:sz="4" w:space="0" w:color="808080"/>
+            </w:tcBorders>
+            <w:shd w:val="clear" w:color="auto" w:fill="FFF2CC"/>
+            <w:tcMar>
+              <w:top w:w="60" w:type="dxa"/>
+              <w:left w:w="90" w:type="dxa"/>
+              <w:bottom w:w="60" w:type="dxa"/>
+              <w:right w:w="90" w:type="dxa"/>
+            </w:tcMar>
+          </w:tcPr>
+          <w:p>
+            <w:pPr>
+              <w:spacing w:after="30"/>
+            </w:pPr>
+            <w:r>
+              <w:t>10000</w:t>
+            </w:r>
+          </w:p>
+        </w:tc>
+        <w:tc>
+          <w:tcPr>
+            <w:tcW w:w="944" w:type="dxa"/>
+            <w:tcBorders>
+              <w:top w:val="single" w:sz="4" w:space="0" w:color="808080"/>
+              <w:left w:val="single" w:sz="4" w:space="0" w:color="808080"/>
+              <w:bottom w:val="single" w:sz="4" w:space="0" w:color="808080"/>
+              <w:right w:val="single" w:sz="4" w:space="0" w:color="808080"/>
+            </w:tcBorders>
+            <w:shd w:val="clear" w:color="auto" w:fill="FFF2CC"/>
+            <w:tcMar>
+              <w:top w:w="60" w:type="dxa"/>
+              <w:left w:w="90" w:type="dxa"/>
+              <w:bottom w:w="60" w:type="dxa"/>
+              <w:right w:w="90" w:type="dxa"/>
+            </w:tcMar>
+          </w:tcPr>
+          <w:p>
+            <w:pPr>
+              <w:spacing w:after="30"/>
+            </w:pPr>
+            <w:r>
+              <w:t>10000</w:t>
+            </w:r>
+          </w:p>
+          <w:p>
+            <w:pPr>
+              <w:spacing w:after="30"/>
+            </w:pPr>
+          </w:p>
+        </w:tc>
+        <w:tc>
+          <w:tcPr>
+            <w:tcW w:w="886" w:type="dxa"/>
+            <w:tcBorders>
+              <w:top w:val="single" w:sz="4" w:space="0" w:color="808080"/>
+              <w:left w:val="single" w:sz="4" w:space="0" w:color="808080"/>
+              <w:bottom w:val="single" w:sz="4" w:space="0" w:color="808080"/>
+              <w:right w:val="single" w:sz="4" w:space="0" w:color="808080"/>
+            </w:tcBorders>
+            <w:shd w:val="clear" w:color="auto" w:fill="FFF2CC"/>
+            <w:tcMar>
+              <w:top w:w="60" w:type="dxa"/>
+              <w:left w:w="90" w:type="dxa"/>
+              <w:bottom w:w="60" w:type="dxa"/>
+              <w:right w:w="90" w:type="dxa"/>
+            </w:tcMar>
+          </w:tcPr>
+          <w:p>
+            <w:pPr>
+              <w:spacing w:after="30"/>
+            </w:pPr>
+            <w:r>
+              <w:t>+0.0%</w:t>
+            </w:r>
+          </w:p>
+          <w:p>
+            <w:pPr>
+              <w:spacing w:after="30"/>
+            </w:pPr>
+          </w:p>
+          <w:p/>
+        </w:tc>
+        <w:tc>
+          <w:tcPr>
+            <w:tcW w:w="1854" w:type="dxa"/>
+            <w:tcBorders>
+              <w:top w:val="single" w:sz="4" w:space="0" w:color="808080"/>
+              <w:left w:val="single" w:sz="4" w:space="0" w:color="808080"/>
+              <w:bottom w:val="single" w:sz="4" w:space="0" w:color="808080"/>
+              <w:right w:val="single" w:sz="4" w:space="0" w:color="808080"/>
+            </w:tcBorders>
+            <w:shd w:val="clear" w:color="auto" w:fill="FFF2CC"/>
+            <w:tcMar>
+              <w:top w:w="60" w:type="dxa"/>
+              <w:left w:w="90" w:type="dxa"/>
+              <w:bottom w:w="60" w:type="dxa"/>
+              <w:right w:w="90" w:type="dxa"/>
+            </w:tcMar>
+          </w:tcPr>
+          <w:p>
+            <w:pPr>
+              <w:spacing w:after="30"/>
+            </w:pPr>
+            <w:r>
+              <w:t xml:space="preserve">Thời gian xử lý </w:t>
+            </w:r>
+            <m:oMath>
+              <m:sSub>
+                <m:sSubPr>
+                  <m:ctrlPr>
+                    <w:rPr>
+                      <w:rFonts w:ascii="Cambria Math" w:hAnsi="Cambria Math"/>
+                    </w:rPr>
+                  </m:ctrlPr>
+                </m:sSubPr>
+                <m:e>
+                  <m:r>
+                    <w:rPr>
+                      <w:rFonts w:ascii="Cambria Math" w:hAnsi="Cambria Math"/>
+                    </w:rPr>
+                    <m:t>t</m:t>
+                  </m:r>
+                </m:e>
+                <m:sub>
+                  <m:r>
+                    <w:rPr>
+                      <w:rFonts w:ascii="Cambria Math" w:hAnsi="Cambria Math"/>
+                    </w:rPr>
+                    <m:t>x</m:t>
+                  </m:r>
+                </m:sub>
+              </m:sSub>
+              <m:r>
+                <w:rPr>
+                  <w:rFonts w:ascii="Cambria Math" w:hAnsi="Cambria Math"/>
+                </w:rPr>
+                <m:t>=550 μ</m:t>
+              </m:r>
+              <m:r>
+                <m:rPr>
+                  <m:nor/>
+                </m:rPr>
+                <m:t>s</m:t>
+              </m:r>
+              <m:r>
+                <w:rPr>
+                  <w:rFonts w:ascii="Cambria Math" w:hAnsi="Cambria Math"/>
+                </w:rPr>
+                <m:t>&lt;1 </m:t>
+              </m:r>
+              <m:r>
+                <m:rPr>
+                  <m:nor/>
+                </m:rPr>
+                <m:t>ms</m:t>
+              </m:r>
+            </m:oMath>
+            <w:r>
+              <w:t xml:space="preserve"> (1 tick), task xử lý xong và gọi vTaskDelay(1), thức dậy đúng tick tiếp theo nên chu kỳ đạt chuẩn tuyệt đối </w:t>
+            </w:r>
+            <m:oMath>
+              <m:r>
+                <w:rPr>
+                  <w:rFonts w:ascii="Cambria Math" w:hAnsi="Cambria Math"/>
+                </w:rPr>
+                <m:t>1000 μ</m:t>
+              </m:r>
+              <m:r>
+                <m:rPr>
+                  <m:nor/>
+                </m:rPr>
+                <m:t>s</m:t>
+              </m:r>
+            </m:oMath>
+            <w:r>
+              <w:t>.</w:t>
+            </w:r>
+          </w:p>
           <w:p>
             <w:pPr>
               <w:spacing w:after="30"/>
@@ -1523,7 +1825,7 @@
       <w:tr>
         <w:tc>
           <w:tcPr>
-            <w:tcW w:w="700" w:type="dxa"/>
+            <w:tcW w:w="699" w:type="dxa"/>
             <w:tcBorders>
               <w:top w:val="single" w:sz="4" w:space="0" w:color="808080"/>
               <w:left w:val="single" w:sz="4" w:space="0" w:color="808080"/>
@@ -1552,193 +1854,296 @@
         </w:tc>
         <w:tc>
           <w:tcPr>
-            <w:tcW w:w="1150" w:type="dxa"/>
-            <w:tcBorders>
-              <w:top w:val="single" w:sz="4" w:space="0" w:color="808080"/>
-              <w:left w:val="single" w:sz="4" w:space="0" w:color="808080"/>
-              <w:bottom w:val="single" w:sz="4" w:space="0" w:color="808080"/>
-              <w:right w:val="single" w:sz="4" w:space="0" w:color="808080"/>
-            </w:tcBorders>
-            <w:shd w:val="clear" w:color="auto" w:fill="FFF2CC"/>
-            <w:tcMar>
-              <w:top w:w="60" w:type="dxa"/>
-              <w:left w:w="90" w:type="dxa"/>
-              <w:bottom w:w="60" w:type="dxa"/>
-              <w:right w:w="90" w:type="dxa"/>
-            </w:tcMar>
-          </w:tcPr>
-          <w:p>
-            <w:pPr>
-              <w:spacing w:after="30"/>
-            </w:pPr>
-          </w:p>
-        </w:tc>
-        <w:tc>
-          <w:tcPr>
-            <w:tcW w:w="950" w:type="dxa"/>
-            <w:tcBorders>
-              <w:top w:val="single" w:sz="4" w:space="0" w:color="808080"/>
-              <w:left w:val="single" w:sz="4" w:space="0" w:color="808080"/>
-              <w:bottom w:val="single" w:sz="4" w:space="0" w:color="808080"/>
-              <w:right w:val="single" w:sz="4" w:space="0" w:color="808080"/>
-            </w:tcBorders>
-            <w:shd w:val="clear" w:color="auto" w:fill="FFF2CC"/>
-            <w:tcMar>
-              <w:top w:w="60" w:type="dxa"/>
-              <w:left w:w="90" w:type="dxa"/>
-              <w:bottom w:w="60" w:type="dxa"/>
-              <w:right w:w="90" w:type="dxa"/>
-            </w:tcMar>
-          </w:tcPr>
-          <w:p>
-            <w:pPr>
-              <w:spacing w:after="30"/>
-            </w:pPr>
-          </w:p>
-        </w:tc>
-        <w:tc>
-          <w:tcPr>
-            <w:tcW w:w="850" w:type="dxa"/>
-            <w:tcBorders>
-              <w:top w:val="single" w:sz="4" w:space="0" w:color="808080"/>
-              <w:left w:val="single" w:sz="4" w:space="0" w:color="808080"/>
-              <w:bottom w:val="single" w:sz="4" w:space="0" w:color="808080"/>
-              <w:right w:val="single" w:sz="4" w:space="0" w:color="808080"/>
-            </w:tcBorders>
-            <w:shd w:val="clear" w:color="auto" w:fill="FFF2CC"/>
-            <w:tcMar>
-              <w:top w:w="60" w:type="dxa"/>
-              <w:left w:w="90" w:type="dxa"/>
-              <w:bottom w:w="60" w:type="dxa"/>
-              <w:right w:w="90" w:type="dxa"/>
-            </w:tcMar>
-          </w:tcPr>
-          <w:p>
-            <w:pPr>
-              <w:spacing w:after="30"/>
-            </w:pPr>
-          </w:p>
-        </w:tc>
-        <w:tc>
-          <w:tcPr>
-            <w:tcW w:w="1250" w:type="dxa"/>
-            <w:tcBorders>
-              <w:top w:val="single" w:sz="4" w:space="0" w:color="808080"/>
-              <w:left w:val="single" w:sz="4" w:space="0" w:color="808080"/>
-              <w:bottom w:val="single" w:sz="4" w:space="0" w:color="808080"/>
-              <w:right w:val="single" w:sz="4" w:space="0" w:color="808080"/>
-            </w:tcBorders>
-            <w:shd w:val="clear" w:color="auto" w:fill="FFF2CC"/>
-            <w:tcMar>
-              <w:top w:w="60" w:type="dxa"/>
-              <w:left w:w="90" w:type="dxa"/>
-              <w:bottom w:w="60" w:type="dxa"/>
-              <w:right w:w="90" w:type="dxa"/>
-            </w:tcMar>
-          </w:tcPr>
-          <w:p>
-            <w:pPr>
-              <w:spacing w:after="30"/>
-            </w:pPr>
-          </w:p>
-        </w:tc>
-        <w:tc>
-          <w:tcPr>
-            <w:tcW w:w="1100" w:type="dxa"/>
-            <w:tcBorders>
-              <w:top w:val="single" w:sz="4" w:space="0" w:color="808080"/>
-              <w:left w:val="single" w:sz="4" w:space="0" w:color="808080"/>
-              <w:bottom w:val="single" w:sz="4" w:space="0" w:color="808080"/>
-              <w:right w:val="single" w:sz="4" w:space="0" w:color="808080"/>
-            </w:tcBorders>
-            <w:shd w:val="clear" w:color="auto" w:fill="FFF2CC"/>
-            <w:tcMar>
-              <w:top w:w="60" w:type="dxa"/>
-              <w:left w:w="90" w:type="dxa"/>
-              <w:bottom w:w="60" w:type="dxa"/>
-              <w:right w:w="90" w:type="dxa"/>
-            </w:tcMar>
-          </w:tcPr>
-          <w:p>
-            <w:pPr>
-              <w:spacing w:after="30"/>
-            </w:pPr>
-          </w:p>
-        </w:tc>
-        <w:tc>
-          <w:tcPr>
-            <w:tcW w:w="950" w:type="dxa"/>
-            <w:tcBorders>
-              <w:top w:val="single" w:sz="4" w:space="0" w:color="808080"/>
-              <w:left w:val="single" w:sz="4" w:space="0" w:color="808080"/>
-              <w:bottom w:val="single" w:sz="4" w:space="0" w:color="808080"/>
-              <w:right w:val="single" w:sz="4" w:space="0" w:color="808080"/>
-            </w:tcBorders>
-            <w:shd w:val="clear" w:color="auto" w:fill="FFF2CC"/>
-            <w:tcMar>
-              <w:top w:w="60" w:type="dxa"/>
-              <w:left w:w="90" w:type="dxa"/>
-              <w:bottom w:w="60" w:type="dxa"/>
-              <w:right w:w="90" w:type="dxa"/>
-            </w:tcMar>
-          </w:tcPr>
-          <w:p>
-            <w:pPr>
-              <w:spacing w:after="30"/>
-            </w:pPr>
-          </w:p>
-        </w:tc>
-        <w:tc>
-          <w:tcPr>
-            <w:tcW w:w="800" w:type="dxa"/>
-            <w:tcBorders>
-              <w:top w:val="single" w:sz="4" w:space="0" w:color="808080"/>
-              <w:left w:val="single" w:sz="4" w:space="0" w:color="808080"/>
-              <w:bottom w:val="single" w:sz="4" w:space="0" w:color="808080"/>
-              <w:right w:val="single" w:sz="4" w:space="0" w:color="808080"/>
-            </w:tcBorders>
-            <w:shd w:val="clear" w:color="auto" w:fill="FFF2CC"/>
-            <w:tcMar>
-              <w:top w:w="60" w:type="dxa"/>
-              <w:left w:w="90" w:type="dxa"/>
-              <w:bottom w:w="60" w:type="dxa"/>
-              <w:right w:w="90" w:type="dxa"/>
-            </w:tcMar>
-          </w:tcPr>
-          <w:p>
-            <w:pPr>
-              <w:spacing w:after="30"/>
-            </w:pPr>
-          </w:p>
-        </w:tc>
-        <w:tc>
-          <w:tcPr>
-            <w:tcW w:w="1888" w:type="dxa"/>
-            <w:tcBorders>
-              <w:top w:val="single" w:sz="4" w:space="0" w:color="808080"/>
-              <w:left w:val="single" w:sz="4" w:space="0" w:color="808080"/>
-              <w:bottom w:val="single" w:sz="4" w:space="0" w:color="808080"/>
-              <w:right w:val="single" w:sz="4" w:space="0" w:color="808080"/>
-            </w:tcBorders>
-            <w:shd w:val="clear" w:color="auto" w:fill="FFF2CC"/>
-            <w:tcMar>
-              <w:top w:w="60" w:type="dxa"/>
-              <w:left w:w="90" w:type="dxa"/>
-              <w:bottom w:w="60" w:type="dxa"/>
-              <w:right w:w="90" w:type="dxa"/>
-            </w:tcMar>
-          </w:tcPr>
-          <w:p>
-            <w:pPr>
-              <w:spacing w:after="30"/>
-            </w:pPr>
-          </w:p>
+            <w:tcW w:w="1137" w:type="dxa"/>
+            <w:tcBorders>
+              <w:top w:val="single" w:sz="4" w:space="0" w:color="808080"/>
+              <w:left w:val="single" w:sz="4" w:space="0" w:color="808080"/>
+              <w:bottom w:val="single" w:sz="4" w:space="0" w:color="808080"/>
+              <w:right w:val="single" w:sz="4" w:space="0" w:color="808080"/>
+            </w:tcBorders>
+            <w:shd w:val="clear" w:color="auto" w:fill="FFF2CC"/>
+            <w:tcMar>
+              <w:top w:w="60" w:type="dxa"/>
+              <w:left w:w="90" w:type="dxa"/>
+              <w:bottom w:w="60" w:type="dxa"/>
+              <w:right w:w="90" w:type="dxa"/>
+            </w:tcMar>
+          </w:tcPr>
+          <w:p>
+            <w:pPr>
+              <w:spacing w:after="30"/>
+            </w:pPr>
+            <w:r>
+              <w:t>1000.0</w:t>
+            </w:r>
+          </w:p>
+        </w:tc>
+        <w:tc>
+          <w:tcPr>
+            <w:tcW w:w="947" w:type="dxa"/>
+            <w:tcBorders>
+              <w:top w:val="single" w:sz="4" w:space="0" w:color="808080"/>
+              <w:left w:val="single" w:sz="4" w:space="0" w:color="808080"/>
+              <w:bottom w:val="single" w:sz="4" w:space="0" w:color="808080"/>
+              <w:right w:val="single" w:sz="4" w:space="0" w:color="808080"/>
+            </w:tcBorders>
+            <w:shd w:val="clear" w:color="auto" w:fill="FFF2CC"/>
+            <w:tcMar>
+              <w:top w:w="60" w:type="dxa"/>
+              <w:left w:w="90" w:type="dxa"/>
+              <w:bottom w:w="60" w:type="dxa"/>
+              <w:right w:w="90" w:type="dxa"/>
+            </w:tcMar>
+          </w:tcPr>
+          <w:p>
+            <w:pPr>
+              <w:spacing w:after="30"/>
+            </w:pPr>
+            <w:r>
+              <w:t>1000.0</w:t>
+            </w:r>
+          </w:p>
+        </w:tc>
+        <w:tc>
+          <w:tcPr>
+            <w:tcW w:w="847" w:type="dxa"/>
+            <w:tcBorders>
+              <w:top w:val="single" w:sz="4" w:space="0" w:color="808080"/>
+              <w:left w:val="single" w:sz="4" w:space="0" w:color="808080"/>
+              <w:bottom w:val="single" w:sz="4" w:space="0" w:color="808080"/>
+              <w:right w:val="single" w:sz="4" w:space="0" w:color="808080"/>
+            </w:tcBorders>
+            <w:shd w:val="clear" w:color="auto" w:fill="FFF2CC"/>
+            <w:tcMar>
+              <w:top w:w="60" w:type="dxa"/>
+              <w:left w:w="90" w:type="dxa"/>
+              <w:bottom w:w="60" w:type="dxa"/>
+              <w:right w:w="90" w:type="dxa"/>
+            </w:tcMar>
+          </w:tcPr>
+          <w:p>
+            <w:pPr>
+              <w:spacing w:after="30"/>
+            </w:pPr>
+            <w:r>
+              <w:t>0.0</w:t>
+            </w:r>
+          </w:p>
+          <w:p>
+            <w:pPr>
+              <w:spacing w:after="30"/>
+            </w:pPr>
+          </w:p>
+        </w:tc>
+        <w:tc>
+          <w:tcPr>
+            <w:tcW w:w="1234" w:type="dxa"/>
+            <w:tcBorders>
+              <w:top w:val="single" w:sz="4" w:space="0" w:color="808080"/>
+              <w:left w:val="single" w:sz="4" w:space="0" w:color="808080"/>
+              <w:bottom w:val="single" w:sz="4" w:space="0" w:color="808080"/>
+              <w:right w:val="single" w:sz="4" w:space="0" w:color="808080"/>
+            </w:tcBorders>
+            <w:shd w:val="clear" w:color="auto" w:fill="FFF2CC"/>
+            <w:tcMar>
+              <w:top w:w="60" w:type="dxa"/>
+              <w:left w:w="90" w:type="dxa"/>
+              <w:bottom w:w="60" w:type="dxa"/>
+              <w:right w:w="90" w:type="dxa"/>
+            </w:tcMar>
+          </w:tcPr>
+          <w:p>
+            <w:pPr>
+              <w:spacing w:after="30"/>
+            </w:pPr>
+            <w:r>
+              <w:t xml:space="preserve">1000  </w:t>
+            </w:r>
+            <w:r>
+              <w:t xml:space="preserve">/ </w:t>
+            </w:r>
+            <w:r>
+              <w:t xml:space="preserve">1000  </w:t>
+            </w:r>
+          </w:p>
+          <w:p>
+            <w:pPr>
+              <w:spacing w:after="30"/>
+            </w:pPr>
+          </w:p>
+        </w:tc>
+        <w:tc>
+          <w:tcPr>
+            <w:tcW w:w="1090" w:type="dxa"/>
+            <w:tcBorders>
+              <w:top w:val="single" w:sz="4" w:space="0" w:color="808080"/>
+              <w:left w:val="single" w:sz="4" w:space="0" w:color="808080"/>
+              <w:bottom w:val="single" w:sz="4" w:space="0" w:color="808080"/>
+              <w:right w:val="single" w:sz="4" w:space="0" w:color="808080"/>
+            </w:tcBorders>
+            <w:shd w:val="clear" w:color="auto" w:fill="FFF2CC"/>
+            <w:tcMar>
+              <w:top w:w="60" w:type="dxa"/>
+              <w:left w:w="90" w:type="dxa"/>
+              <w:bottom w:w="60" w:type="dxa"/>
+              <w:right w:w="90" w:type="dxa"/>
+            </w:tcMar>
+          </w:tcPr>
+          <w:p>
+            <w:pPr>
+              <w:spacing w:after="30"/>
+            </w:pPr>
+            <w:r>
+              <w:t>10000</w:t>
+            </w:r>
+          </w:p>
+        </w:tc>
+        <w:tc>
+          <w:tcPr>
+            <w:tcW w:w="944" w:type="dxa"/>
+            <w:tcBorders>
+              <w:top w:val="single" w:sz="4" w:space="0" w:color="808080"/>
+              <w:left w:val="single" w:sz="4" w:space="0" w:color="808080"/>
+              <w:bottom w:val="single" w:sz="4" w:space="0" w:color="808080"/>
+              <w:right w:val="single" w:sz="4" w:space="0" w:color="808080"/>
+            </w:tcBorders>
+            <w:shd w:val="clear" w:color="auto" w:fill="FFF2CC"/>
+            <w:tcMar>
+              <w:top w:w="60" w:type="dxa"/>
+              <w:left w:w="90" w:type="dxa"/>
+              <w:bottom w:w="60" w:type="dxa"/>
+              <w:right w:w="90" w:type="dxa"/>
+            </w:tcMar>
+          </w:tcPr>
+          <w:p>
+            <w:pPr>
+              <w:spacing w:after="30"/>
+            </w:pPr>
+            <w:r>
+              <w:t xml:space="preserve">10000             </w:t>
+            </w:r>
+          </w:p>
+          <w:p>
+            <w:pPr>
+              <w:spacing w:after="30"/>
+            </w:pPr>
+          </w:p>
+        </w:tc>
+        <w:tc>
+          <w:tcPr>
+            <w:tcW w:w="886" w:type="dxa"/>
+            <w:tcBorders>
+              <w:top w:val="single" w:sz="4" w:space="0" w:color="808080"/>
+              <w:left w:val="single" w:sz="4" w:space="0" w:color="808080"/>
+              <w:bottom w:val="single" w:sz="4" w:space="0" w:color="808080"/>
+              <w:right w:val="single" w:sz="4" w:space="0" w:color="808080"/>
+            </w:tcBorders>
+            <w:shd w:val="clear" w:color="auto" w:fill="FFF2CC"/>
+            <w:tcMar>
+              <w:top w:w="60" w:type="dxa"/>
+              <w:left w:w="90" w:type="dxa"/>
+              <w:bottom w:w="60" w:type="dxa"/>
+              <w:right w:w="90" w:type="dxa"/>
+            </w:tcMar>
+          </w:tcPr>
+          <w:p>
+            <w:pPr>
+              <w:spacing w:after="30"/>
+            </w:pPr>
+            <w:r>
+              <w:t>+0.0%</w:t>
+            </w:r>
+          </w:p>
+          <w:p>
+            <w:pPr>
+              <w:spacing w:after="30"/>
+            </w:pPr>
+          </w:p>
+        </w:tc>
+        <w:tc>
+          <w:tcPr>
+            <w:tcW w:w="1854" w:type="dxa"/>
+            <w:tcBorders>
+              <w:top w:val="single" w:sz="4" w:space="0" w:color="808080"/>
+              <w:left w:val="single" w:sz="4" w:space="0" w:color="808080"/>
+              <w:bottom w:val="single" w:sz="4" w:space="0" w:color="808080"/>
+              <w:right w:val="single" w:sz="4" w:space="0" w:color="808080"/>
+            </w:tcBorders>
+            <w:shd w:val="clear" w:color="auto" w:fill="FFF2CC"/>
+            <w:tcMar>
+              <w:top w:w="60" w:type="dxa"/>
+              <w:left w:w="90" w:type="dxa"/>
+              <w:bottom w:w="60" w:type="dxa"/>
+              <w:right w:w="90" w:type="dxa"/>
+            </w:tcMar>
+          </w:tcPr>
+          <w:p>
+            <w:pPr>
+              <w:spacing w:after="30"/>
+            </w:pPr>
+            <w:r>
+              <w:t xml:space="preserve">Sử dụng hàm vTaskDelayUntil theo mốc thời gian tuyệt đối, bám chính xác vào lưới </w:t>
+            </w:r>
+            <m:oMath>
+              <m:r>
+                <w:rPr>
+                  <w:rFonts w:ascii="Cambria Math" w:hAnsi="Cambria Math"/>
+                </w:rPr>
+                <m:t>k⋅</m:t>
+              </m:r>
+              <m:sSub>
+                <m:sSubPr>
+                  <m:ctrlPr>
+                    <w:rPr>
+                      <w:rFonts w:ascii="Cambria Math" w:hAnsi="Cambria Math"/>
+                    </w:rPr>
+                  </m:ctrlPr>
+                </m:sSubPr>
+                <m:e>
+                  <m:r>
+                    <w:rPr>
+                      <w:rFonts w:ascii="Cambria Math" w:hAnsi="Cambria Math"/>
+                    </w:rPr>
+                    <m:t>T</m:t>
+                  </m:r>
+                </m:e>
+                <m:sub>
+                  <m:r>
+                    <w:rPr>
+                      <w:rFonts w:ascii="Cambria Math" w:hAnsi="Cambria Math"/>
+                    </w:rPr>
+                    <m:t>0</m:t>
+                  </m:r>
+                </m:sub>
+              </m:sSub>
+            </m:oMath>
+            <w:r>
+              <w:t xml:space="preserve"> không bị tích lũy sai số, khớp hoàn toàn với dự đoán (</w:t>
+            </w:r>
+            <m:oMath>
+              <m:r>
+                <w:rPr>
+                  <w:rFonts w:ascii="Cambria Math" w:hAnsi="Cambria Math"/>
+                </w:rPr>
+                <m:t>+0.0%</m:t>
+              </m:r>
+            </m:oMath>
+            <w:r>
+              <w:t>).</w:t>
+            </w:r>
+          </w:p>
+          <w:p>
+            <w:pPr>
+              <w:spacing w:after="30"/>
+            </w:pPr>
+          </w:p>
+          <w:p/>
         </w:tc>
       </w:tr>
       <w:tr>
         <w:tc>
           <w:tcPr>
-            <w:tcW w:w="700" w:type="dxa"/>
+            <w:tcW w:w="699" w:type="dxa"/>
             <w:tcBorders>
               <w:top w:val="single" w:sz="4" w:space="0" w:color="808080"/>
               <w:left w:val="single" w:sz="4" w:space="0" w:color="808080"/>
@@ -1767,182 +2172,253 @@
         </w:tc>
         <w:tc>
           <w:tcPr>
-            <w:tcW w:w="1150" w:type="dxa"/>
-            <w:tcBorders>
-              <w:top w:val="single" w:sz="4" w:space="0" w:color="808080"/>
-              <w:left w:val="single" w:sz="4" w:space="0" w:color="808080"/>
-              <w:bottom w:val="single" w:sz="4" w:space="0" w:color="808080"/>
-              <w:right w:val="single" w:sz="4" w:space="0" w:color="808080"/>
-            </w:tcBorders>
-            <w:shd w:val="clear" w:color="auto" w:fill="FFF2CC"/>
-            <w:tcMar>
-              <w:top w:w="60" w:type="dxa"/>
-              <w:left w:w="90" w:type="dxa"/>
-              <w:bottom w:w="60" w:type="dxa"/>
-              <w:right w:w="90" w:type="dxa"/>
-            </w:tcMar>
-          </w:tcPr>
-          <w:p>
-            <w:pPr>
-              <w:spacing w:after="30"/>
-            </w:pPr>
-          </w:p>
-        </w:tc>
-        <w:tc>
-          <w:tcPr>
-            <w:tcW w:w="950" w:type="dxa"/>
-            <w:tcBorders>
-              <w:top w:val="single" w:sz="4" w:space="0" w:color="808080"/>
-              <w:left w:val="single" w:sz="4" w:space="0" w:color="808080"/>
-              <w:bottom w:val="single" w:sz="4" w:space="0" w:color="808080"/>
-              <w:right w:val="single" w:sz="4" w:space="0" w:color="808080"/>
-            </w:tcBorders>
-            <w:shd w:val="clear" w:color="auto" w:fill="FFF2CC"/>
-            <w:tcMar>
-              <w:top w:w="60" w:type="dxa"/>
-              <w:left w:w="90" w:type="dxa"/>
-              <w:bottom w:w="60" w:type="dxa"/>
-              <w:right w:w="90" w:type="dxa"/>
-            </w:tcMar>
-          </w:tcPr>
-          <w:p>
-            <w:pPr>
-              <w:spacing w:after="30"/>
-            </w:pPr>
-          </w:p>
-        </w:tc>
-        <w:tc>
-          <w:tcPr>
-            <w:tcW w:w="850" w:type="dxa"/>
-            <w:tcBorders>
-              <w:top w:val="single" w:sz="4" w:space="0" w:color="808080"/>
-              <w:left w:val="single" w:sz="4" w:space="0" w:color="808080"/>
-              <w:bottom w:val="single" w:sz="4" w:space="0" w:color="808080"/>
-              <w:right w:val="single" w:sz="4" w:space="0" w:color="808080"/>
-            </w:tcBorders>
-            <w:shd w:val="clear" w:color="auto" w:fill="FFF2CC"/>
-            <w:tcMar>
-              <w:top w:w="60" w:type="dxa"/>
-              <w:left w:w="90" w:type="dxa"/>
-              <w:bottom w:w="60" w:type="dxa"/>
-              <w:right w:w="90" w:type="dxa"/>
-            </w:tcMar>
-          </w:tcPr>
-          <w:p>
-            <w:pPr>
-              <w:spacing w:after="30"/>
-            </w:pPr>
-          </w:p>
-        </w:tc>
-        <w:tc>
-          <w:tcPr>
-            <w:tcW w:w="1250" w:type="dxa"/>
-            <w:tcBorders>
-              <w:top w:val="single" w:sz="4" w:space="0" w:color="808080"/>
-              <w:left w:val="single" w:sz="4" w:space="0" w:color="808080"/>
-              <w:bottom w:val="single" w:sz="4" w:space="0" w:color="808080"/>
-              <w:right w:val="single" w:sz="4" w:space="0" w:color="808080"/>
-            </w:tcBorders>
-            <w:shd w:val="clear" w:color="auto" w:fill="FFF2CC"/>
-            <w:tcMar>
-              <w:top w:w="60" w:type="dxa"/>
-              <w:left w:w="90" w:type="dxa"/>
-              <w:bottom w:w="60" w:type="dxa"/>
-              <w:right w:w="90" w:type="dxa"/>
-            </w:tcMar>
-          </w:tcPr>
-          <w:p>
-            <w:pPr>
-              <w:spacing w:after="30"/>
-            </w:pPr>
-          </w:p>
-        </w:tc>
-        <w:tc>
-          <w:tcPr>
-            <w:tcW w:w="1100" w:type="dxa"/>
-            <w:tcBorders>
-              <w:top w:val="single" w:sz="4" w:space="0" w:color="808080"/>
-              <w:left w:val="single" w:sz="4" w:space="0" w:color="808080"/>
-              <w:bottom w:val="single" w:sz="4" w:space="0" w:color="808080"/>
-              <w:right w:val="single" w:sz="4" w:space="0" w:color="808080"/>
-            </w:tcBorders>
-            <w:shd w:val="clear" w:color="auto" w:fill="FFF2CC"/>
-            <w:tcMar>
-              <w:top w:w="60" w:type="dxa"/>
-              <w:left w:w="90" w:type="dxa"/>
-              <w:bottom w:w="60" w:type="dxa"/>
-              <w:right w:w="90" w:type="dxa"/>
-            </w:tcMar>
-          </w:tcPr>
-          <w:p>
-            <w:pPr>
-              <w:spacing w:after="30"/>
-            </w:pPr>
-          </w:p>
-        </w:tc>
-        <w:tc>
-          <w:tcPr>
-            <w:tcW w:w="950" w:type="dxa"/>
-            <w:tcBorders>
-              <w:top w:val="single" w:sz="4" w:space="0" w:color="808080"/>
-              <w:left w:val="single" w:sz="4" w:space="0" w:color="808080"/>
-              <w:bottom w:val="single" w:sz="4" w:space="0" w:color="808080"/>
-              <w:right w:val="single" w:sz="4" w:space="0" w:color="808080"/>
-            </w:tcBorders>
-            <w:shd w:val="clear" w:color="auto" w:fill="FFF2CC"/>
-            <w:tcMar>
-              <w:top w:w="60" w:type="dxa"/>
-              <w:left w:w="90" w:type="dxa"/>
-              <w:bottom w:w="60" w:type="dxa"/>
-              <w:right w:w="90" w:type="dxa"/>
-            </w:tcMar>
-          </w:tcPr>
-          <w:p>
-            <w:pPr>
-              <w:spacing w:after="30"/>
-            </w:pPr>
-          </w:p>
-        </w:tc>
-        <w:tc>
-          <w:tcPr>
-            <w:tcW w:w="800" w:type="dxa"/>
-            <w:tcBorders>
-              <w:top w:val="single" w:sz="4" w:space="0" w:color="808080"/>
-              <w:left w:val="single" w:sz="4" w:space="0" w:color="808080"/>
-              <w:bottom w:val="single" w:sz="4" w:space="0" w:color="808080"/>
-              <w:right w:val="single" w:sz="4" w:space="0" w:color="808080"/>
-            </w:tcBorders>
-            <w:shd w:val="clear" w:color="auto" w:fill="FFF2CC"/>
-            <w:tcMar>
-              <w:top w:w="60" w:type="dxa"/>
-              <w:left w:w="90" w:type="dxa"/>
-              <w:bottom w:w="60" w:type="dxa"/>
-              <w:right w:w="90" w:type="dxa"/>
-            </w:tcMar>
-          </w:tcPr>
-          <w:p>
-            <w:pPr>
-              <w:spacing w:after="30"/>
-            </w:pPr>
-          </w:p>
-        </w:tc>
-        <w:tc>
-          <w:tcPr>
-            <w:tcW w:w="1888" w:type="dxa"/>
-            <w:tcBorders>
-              <w:top w:val="single" w:sz="4" w:space="0" w:color="808080"/>
-              <w:left w:val="single" w:sz="4" w:space="0" w:color="808080"/>
-              <w:bottom w:val="single" w:sz="4" w:space="0" w:color="808080"/>
-              <w:right w:val="single" w:sz="4" w:space="0" w:color="808080"/>
-            </w:tcBorders>
-            <w:shd w:val="clear" w:color="auto" w:fill="FFF2CC"/>
-            <w:tcMar>
-              <w:top w:w="60" w:type="dxa"/>
-              <w:left w:w="90" w:type="dxa"/>
-              <w:bottom w:w="60" w:type="dxa"/>
-              <w:right w:w="90" w:type="dxa"/>
-            </w:tcMar>
-          </w:tcPr>
+            <w:tcW w:w="1137" w:type="dxa"/>
+            <w:tcBorders>
+              <w:top w:val="single" w:sz="4" w:space="0" w:color="808080"/>
+              <w:left w:val="single" w:sz="4" w:space="0" w:color="808080"/>
+              <w:bottom w:val="single" w:sz="4" w:space="0" w:color="808080"/>
+              <w:right w:val="single" w:sz="4" w:space="0" w:color="808080"/>
+            </w:tcBorders>
+            <w:shd w:val="clear" w:color="auto" w:fill="FFF2CC"/>
+            <w:tcMar>
+              <w:top w:w="60" w:type="dxa"/>
+              <w:left w:w="90" w:type="dxa"/>
+              <w:bottom w:w="60" w:type="dxa"/>
+              <w:right w:w="90" w:type="dxa"/>
+            </w:tcMar>
+          </w:tcPr>
+          <w:p>
+            <w:pPr>
+              <w:spacing w:after="30"/>
+            </w:pPr>
+            <w:r>
+              <w:t>1573.5</w:t>
+            </w:r>
+          </w:p>
+        </w:tc>
+        <w:tc>
+          <w:tcPr>
+            <w:tcW w:w="947" w:type="dxa"/>
+            <w:tcBorders>
+              <w:top w:val="single" w:sz="4" w:space="0" w:color="808080"/>
+              <w:left w:val="single" w:sz="4" w:space="0" w:color="808080"/>
+              <w:bottom w:val="single" w:sz="4" w:space="0" w:color="808080"/>
+              <w:right w:val="single" w:sz="4" w:space="0" w:color="808080"/>
+            </w:tcBorders>
+            <w:shd w:val="clear" w:color="auto" w:fill="FFF2CC"/>
+            <w:tcMar>
+              <w:top w:w="60" w:type="dxa"/>
+              <w:left w:w="90" w:type="dxa"/>
+              <w:bottom w:w="60" w:type="dxa"/>
+              <w:right w:w="90" w:type="dxa"/>
+            </w:tcMar>
+          </w:tcPr>
+          <w:p>
+            <w:pPr>
+              <w:spacing w:after="30"/>
+            </w:pPr>
+            <w:r>
+              <w:t>1012.5</w:t>
+            </w:r>
+          </w:p>
+        </w:tc>
+        <w:tc>
+          <w:tcPr>
+            <w:tcW w:w="847" w:type="dxa"/>
+            <w:tcBorders>
+              <w:top w:val="single" w:sz="4" w:space="0" w:color="808080"/>
+              <w:left w:val="single" w:sz="4" w:space="0" w:color="808080"/>
+              <w:bottom w:val="single" w:sz="4" w:space="0" w:color="808080"/>
+              <w:right w:val="single" w:sz="4" w:space="0" w:color="808080"/>
+            </w:tcBorders>
+            <w:shd w:val="clear" w:color="auto" w:fill="FFF2CC"/>
+            <w:tcMar>
+              <w:top w:w="60" w:type="dxa"/>
+              <w:left w:w="90" w:type="dxa"/>
+              <w:bottom w:w="60" w:type="dxa"/>
+              <w:right w:w="90" w:type="dxa"/>
+            </w:tcMar>
+          </w:tcPr>
+          <w:p>
+            <w:pPr>
+              <w:spacing w:after="30"/>
+            </w:pPr>
+            <w:r>
+              <w:t>3.7</w:t>
+            </w:r>
+          </w:p>
+          <w:p>
+            <w:pPr>
+              <w:spacing w:after="30"/>
+            </w:pPr>
+          </w:p>
+        </w:tc>
+        <w:tc>
+          <w:tcPr>
+            <w:tcW w:w="1234" w:type="dxa"/>
+            <w:tcBorders>
+              <w:top w:val="single" w:sz="4" w:space="0" w:color="808080"/>
+              <w:left w:val="single" w:sz="4" w:space="0" w:color="808080"/>
+              <w:bottom w:val="single" w:sz="4" w:space="0" w:color="808080"/>
+              <w:right w:val="single" w:sz="4" w:space="0" w:color="808080"/>
+            </w:tcBorders>
+            <w:shd w:val="clear" w:color="auto" w:fill="FFF2CC"/>
+            <w:tcMar>
+              <w:top w:w="60" w:type="dxa"/>
+              <w:left w:w="90" w:type="dxa"/>
+              <w:bottom w:w="60" w:type="dxa"/>
+              <w:right w:w="90" w:type="dxa"/>
+            </w:tcMar>
+          </w:tcPr>
+          <w:p>
+            <w:pPr>
+              <w:spacing w:after="30"/>
+            </w:pPr>
+            <w:r>
+              <w:t xml:space="preserve">1004  </w:t>
+            </w:r>
+            <w:r>
+              <w:t xml:space="preserve">/ </w:t>
+            </w:r>
+            <w:r>
+              <w:t xml:space="preserve">1037   </w:t>
+            </w:r>
+          </w:p>
+        </w:tc>
+        <w:tc>
+          <w:tcPr>
+            <w:tcW w:w="1090" w:type="dxa"/>
+            <w:tcBorders>
+              <w:top w:val="single" w:sz="4" w:space="0" w:color="808080"/>
+              <w:left w:val="single" w:sz="4" w:space="0" w:color="808080"/>
+              <w:bottom w:val="single" w:sz="4" w:space="0" w:color="808080"/>
+              <w:right w:val="single" w:sz="4" w:space="0" w:color="808080"/>
+            </w:tcBorders>
+            <w:shd w:val="clear" w:color="auto" w:fill="FFF2CC"/>
+            <w:tcMar>
+              <w:top w:w="60" w:type="dxa"/>
+              <w:left w:w="90" w:type="dxa"/>
+              <w:bottom w:w="60" w:type="dxa"/>
+              <w:right w:w="90" w:type="dxa"/>
+            </w:tcMar>
+          </w:tcPr>
+          <w:p>
+            <w:pPr>
+              <w:spacing w:after="30"/>
+            </w:pPr>
+            <w:r>
+              <w:t>6355</w:t>
+            </w:r>
+          </w:p>
+        </w:tc>
+        <w:tc>
+          <w:tcPr>
+            <w:tcW w:w="944" w:type="dxa"/>
+            <w:tcBorders>
+              <w:top w:val="single" w:sz="4" w:space="0" w:color="808080"/>
+              <w:left w:val="single" w:sz="4" w:space="0" w:color="808080"/>
+              <w:bottom w:val="single" w:sz="4" w:space="0" w:color="808080"/>
+              <w:right w:val="single" w:sz="4" w:space="0" w:color="808080"/>
+            </w:tcBorders>
+            <w:shd w:val="clear" w:color="auto" w:fill="FFF2CC"/>
+            <w:tcMar>
+              <w:top w:w="60" w:type="dxa"/>
+              <w:left w:w="90" w:type="dxa"/>
+              <w:bottom w:w="60" w:type="dxa"/>
+              <w:right w:w="90" w:type="dxa"/>
+            </w:tcMar>
+          </w:tcPr>
+          <w:p>
+            <w:pPr>
+              <w:spacing w:after="30"/>
+            </w:pPr>
+            <w:r>
+              <w:t xml:space="preserve">9877           </w:t>
+            </w:r>
+          </w:p>
+          <w:p>
+            <w:pPr>
+              <w:spacing w:after="30"/>
+            </w:pPr>
+          </w:p>
+        </w:tc>
+        <w:tc>
+          <w:tcPr>
+            <w:tcW w:w="886" w:type="dxa"/>
+            <w:tcBorders>
+              <w:top w:val="single" w:sz="4" w:space="0" w:color="808080"/>
+              <w:left w:val="single" w:sz="4" w:space="0" w:color="808080"/>
+              <w:bottom w:val="single" w:sz="4" w:space="0" w:color="808080"/>
+              <w:right w:val="single" w:sz="4" w:space="0" w:color="808080"/>
+            </w:tcBorders>
+            <w:shd w:val="clear" w:color="auto" w:fill="FFF2CC"/>
+            <w:tcMar>
+              <w:top w:w="60" w:type="dxa"/>
+              <w:left w:w="90" w:type="dxa"/>
+              <w:bottom w:w="60" w:type="dxa"/>
+              <w:right w:w="90" w:type="dxa"/>
+            </w:tcMar>
+          </w:tcPr>
+          <w:p>
+            <w:pPr>
+              <w:spacing w:after="30"/>
+            </w:pPr>
+            <w:r>
+              <w:t>&gt; 20%</w:t>
+            </w:r>
+          </w:p>
+          <w:p>
+            <w:pPr>
+              <w:spacing w:after="30"/>
+            </w:pPr>
+          </w:p>
+        </w:tc>
+        <w:tc>
+          <w:tcPr>
+            <w:tcW w:w="1854" w:type="dxa"/>
+            <w:tcBorders>
+              <w:top w:val="single" w:sz="4" w:space="0" w:color="808080"/>
+              <w:left w:val="single" w:sz="4" w:space="0" w:color="808080"/>
+              <w:bottom w:val="single" w:sz="4" w:space="0" w:color="808080"/>
+              <w:right w:val="single" w:sz="4" w:space="0" w:color="808080"/>
+            </w:tcBorders>
+            <w:shd w:val="clear" w:color="auto" w:fill="FFF2CC"/>
+            <w:tcMar>
+              <w:top w:w="60" w:type="dxa"/>
+              <w:left w:w="90" w:type="dxa"/>
+              <w:bottom w:w="60" w:type="dxa"/>
+              <w:right w:w="90" w:type="dxa"/>
+            </w:tcMar>
+          </w:tcPr>
+          <w:p>
+            <w:pPr>
+              <w:spacing w:after="30"/>
+            </w:pPr>
+            <w:r>
+              <w:t xml:space="preserve">logic code chờ bận thực tế cho chu kỳ </w:t>
+            </w:r>
+            <m:oMath>
+              <m:r>
+                <w:rPr>
+                  <w:rFonts w:ascii="Cambria Math" w:hAnsi="Cambria Math"/>
+                </w:rPr>
+                <m:t>≈1012.5 μ</m:t>
+              </m:r>
+              <m:r>
+                <m:rPr>
+                  <m:nor/>
+                </m:rPr>
+                <m:t>s</m:t>
+              </m:r>
+            </m:oMath>
+            <w:r>
+              <w:t xml:space="preserve">. Tải nền làm thay đổi </w:t>
+            </w:r>
+            <w:r>
+              <w:lastRenderedPageBreak/>
+              <w:t>nhỏ thời gian thực thi nhưng sai lệch lớn so với công thức lý thuyết ban đầu của phiếu dự đoán.</w:t>
+            </w:r>
+          </w:p>
           <w:p>
             <w:pPr>
               <w:spacing w:after="30"/>
@@ -1953,211 +2429,333 @@
       <w:tr>
         <w:tc>
           <w:tcPr>
-            <w:tcW w:w="700" w:type="dxa"/>
-            <w:tcBorders>
-              <w:top w:val="single" w:sz="4" w:space="0" w:color="808080"/>
-              <w:left w:val="single" w:sz="4" w:space="0" w:color="808080"/>
-              <w:bottom w:val="single" w:sz="4" w:space="0" w:color="808080"/>
-              <w:right w:val="single" w:sz="4" w:space="0" w:color="808080"/>
-            </w:tcBorders>
-            <w:tcMar>
-              <w:top w:w="60" w:type="dxa"/>
-              <w:left w:w="90" w:type="dxa"/>
-              <w:bottom w:w="60" w:type="dxa"/>
-              <w:right w:w="90" w:type="dxa"/>
-            </w:tcMar>
-          </w:tcPr>
-          <w:p>
-            <w:pPr>
-              <w:spacing w:after="30"/>
-            </w:pPr>
-            <w:r>
-              <w:rPr>
-                <w:sz w:val="21"/>
-                <w:szCs w:val="21"/>
-              </w:rPr>
+            <w:tcW w:w="699" w:type="dxa"/>
+            <w:tcBorders>
+              <w:top w:val="single" w:sz="4" w:space="0" w:color="808080"/>
+              <w:left w:val="single" w:sz="4" w:space="0" w:color="808080"/>
+              <w:bottom w:val="single" w:sz="4" w:space="0" w:color="808080"/>
+              <w:right w:val="single" w:sz="4" w:space="0" w:color="808080"/>
+            </w:tcBorders>
+            <w:tcMar>
+              <w:top w:w="60" w:type="dxa"/>
+              <w:left w:w="90" w:type="dxa"/>
+              <w:bottom w:w="60" w:type="dxa"/>
+              <w:right w:w="90" w:type="dxa"/>
+            </w:tcMar>
+          </w:tcPr>
+          <w:p>
+            <w:pPr>
+              <w:spacing w:after="30"/>
+            </w:pPr>
+            <w:r>
+              <w:rPr>
+                <w:sz w:val="21"/>
+                <w:szCs w:val="21"/>
+              </w:rPr>
+              <w:lastRenderedPageBreak/>
               <w:t>B1</w:t>
             </w:r>
           </w:p>
         </w:tc>
         <w:tc>
           <w:tcPr>
-            <w:tcW w:w="1150" w:type="dxa"/>
-            <w:tcBorders>
-              <w:top w:val="single" w:sz="4" w:space="0" w:color="808080"/>
-              <w:left w:val="single" w:sz="4" w:space="0" w:color="808080"/>
-              <w:bottom w:val="single" w:sz="4" w:space="0" w:color="808080"/>
-              <w:right w:val="single" w:sz="4" w:space="0" w:color="808080"/>
-            </w:tcBorders>
-            <w:shd w:val="clear" w:color="auto" w:fill="FFF2CC"/>
-            <w:tcMar>
-              <w:top w:w="60" w:type="dxa"/>
-              <w:left w:w="90" w:type="dxa"/>
-              <w:bottom w:w="60" w:type="dxa"/>
-              <w:right w:w="90" w:type="dxa"/>
-            </w:tcMar>
-          </w:tcPr>
-          <w:p>
-            <w:pPr>
-              <w:spacing w:after="30"/>
-            </w:pPr>
-          </w:p>
-        </w:tc>
-        <w:tc>
-          <w:tcPr>
-            <w:tcW w:w="950" w:type="dxa"/>
-            <w:tcBorders>
-              <w:top w:val="single" w:sz="4" w:space="0" w:color="808080"/>
-              <w:left w:val="single" w:sz="4" w:space="0" w:color="808080"/>
-              <w:bottom w:val="single" w:sz="4" w:space="0" w:color="808080"/>
-              <w:right w:val="single" w:sz="4" w:space="0" w:color="808080"/>
-            </w:tcBorders>
-            <w:shd w:val="clear" w:color="auto" w:fill="FFF2CC"/>
-            <w:tcMar>
-              <w:top w:w="60" w:type="dxa"/>
-              <w:left w:w="90" w:type="dxa"/>
-              <w:bottom w:w="60" w:type="dxa"/>
-              <w:right w:w="90" w:type="dxa"/>
-            </w:tcMar>
-          </w:tcPr>
-          <w:p>
-            <w:pPr>
-              <w:spacing w:after="30"/>
-            </w:pPr>
-          </w:p>
-        </w:tc>
-        <w:tc>
-          <w:tcPr>
-            <w:tcW w:w="850" w:type="dxa"/>
-            <w:tcBorders>
-              <w:top w:val="single" w:sz="4" w:space="0" w:color="808080"/>
-              <w:left w:val="single" w:sz="4" w:space="0" w:color="808080"/>
-              <w:bottom w:val="single" w:sz="4" w:space="0" w:color="808080"/>
-              <w:right w:val="single" w:sz="4" w:space="0" w:color="808080"/>
-            </w:tcBorders>
-            <w:shd w:val="clear" w:color="auto" w:fill="FFF2CC"/>
-            <w:tcMar>
-              <w:top w:w="60" w:type="dxa"/>
-              <w:left w:w="90" w:type="dxa"/>
-              <w:bottom w:w="60" w:type="dxa"/>
-              <w:right w:w="90" w:type="dxa"/>
-            </w:tcMar>
-          </w:tcPr>
-          <w:p>
-            <w:pPr>
-              <w:spacing w:after="30"/>
-            </w:pPr>
-          </w:p>
-        </w:tc>
-        <w:tc>
-          <w:tcPr>
-            <w:tcW w:w="1250" w:type="dxa"/>
-            <w:tcBorders>
-              <w:top w:val="single" w:sz="4" w:space="0" w:color="808080"/>
-              <w:left w:val="single" w:sz="4" w:space="0" w:color="808080"/>
-              <w:bottom w:val="single" w:sz="4" w:space="0" w:color="808080"/>
-              <w:right w:val="single" w:sz="4" w:space="0" w:color="808080"/>
-            </w:tcBorders>
-            <w:shd w:val="clear" w:color="auto" w:fill="FFF2CC"/>
-            <w:tcMar>
-              <w:top w:w="60" w:type="dxa"/>
-              <w:left w:w="90" w:type="dxa"/>
-              <w:bottom w:w="60" w:type="dxa"/>
-              <w:right w:w="90" w:type="dxa"/>
-            </w:tcMar>
-          </w:tcPr>
-          <w:p>
-            <w:pPr>
-              <w:spacing w:after="30"/>
-            </w:pPr>
-          </w:p>
-        </w:tc>
-        <w:tc>
-          <w:tcPr>
-            <w:tcW w:w="1100" w:type="dxa"/>
-            <w:tcBorders>
-              <w:top w:val="single" w:sz="4" w:space="0" w:color="808080"/>
-              <w:left w:val="single" w:sz="4" w:space="0" w:color="808080"/>
-              <w:bottom w:val="single" w:sz="4" w:space="0" w:color="808080"/>
-              <w:right w:val="single" w:sz="4" w:space="0" w:color="808080"/>
-            </w:tcBorders>
-            <w:shd w:val="clear" w:color="auto" w:fill="FFF2CC"/>
-            <w:tcMar>
-              <w:top w:w="60" w:type="dxa"/>
-              <w:left w:w="90" w:type="dxa"/>
-              <w:bottom w:w="60" w:type="dxa"/>
-              <w:right w:w="90" w:type="dxa"/>
-            </w:tcMar>
-          </w:tcPr>
-          <w:p>
-            <w:pPr>
-              <w:spacing w:after="30"/>
-            </w:pPr>
-          </w:p>
-        </w:tc>
-        <w:tc>
-          <w:tcPr>
-            <w:tcW w:w="950" w:type="dxa"/>
-            <w:tcBorders>
-              <w:top w:val="single" w:sz="4" w:space="0" w:color="808080"/>
-              <w:left w:val="single" w:sz="4" w:space="0" w:color="808080"/>
-              <w:bottom w:val="single" w:sz="4" w:space="0" w:color="808080"/>
-              <w:right w:val="single" w:sz="4" w:space="0" w:color="808080"/>
-            </w:tcBorders>
-            <w:shd w:val="clear" w:color="auto" w:fill="FFF2CC"/>
-            <w:tcMar>
-              <w:top w:w="60" w:type="dxa"/>
-              <w:left w:w="90" w:type="dxa"/>
-              <w:bottom w:w="60" w:type="dxa"/>
-              <w:right w:w="90" w:type="dxa"/>
-            </w:tcMar>
-          </w:tcPr>
-          <w:p>
-            <w:pPr>
-              <w:spacing w:after="30"/>
-            </w:pPr>
-          </w:p>
-        </w:tc>
-        <w:tc>
-          <w:tcPr>
-            <w:tcW w:w="800" w:type="dxa"/>
-            <w:tcBorders>
-              <w:top w:val="single" w:sz="4" w:space="0" w:color="808080"/>
-              <w:left w:val="single" w:sz="4" w:space="0" w:color="808080"/>
-              <w:bottom w:val="single" w:sz="4" w:space="0" w:color="808080"/>
-              <w:right w:val="single" w:sz="4" w:space="0" w:color="808080"/>
-            </w:tcBorders>
-            <w:shd w:val="clear" w:color="auto" w:fill="FFF2CC"/>
-            <w:tcMar>
-              <w:top w:w="60" w:type="dxa"/>
-              <w:left w:w="90" w:type="dxa"/>
-              <w:bottom w:w="60" w:type="dxa"/>
-              <w:right w:w="90" w:type="dxa"/>
-            </w:tcMar>
-          </w:tcPr>
-          <w:p>
-            <w:pPr>
-              <w:spacing w:after="30"/>
-            </w:pPr>
-          </w:p>
-        </w:tc>
-        <w:tc>
-          <w:tcPr>
-            <w:tcW w:w="1888" w:type="dxa"/>
-            <w:tcBorders>
-              <w:top w:val="single" w:sz="4" w:space="0" w:color="808080"/>
-              <w:left w:val="single" w:sz="4" w:space="0" w:color="808080"/>
-              <w:bottom w:val="single" w:sz="4" w:space="0" w:color="808080"/>
-              <w:right w:val="single" w:sz="4" w:space="0" w:color="808080"/>
-            </w:tcBorders>
-            <w:shd w:val="clear" w:color="auto" w:fill="FFF2CC"/>
-            <w:tcMar>
-              <w:top w:w="60" w:type="dxa"/>
-              <w:left w:w="90" w:type="dxa"/>
-              <w:bottom w:w="60" w:type="dxa"/>
-              <w:right w:w="90" w:type="dxa"/>
-            </w:tcMar>
-          </w:tcPr>
+            <w:tcW w:w="1137" w:type="dxa"/>
+            <w:tcBorders>
+              <w:top w:val="single" w:sz="4" w:space="0" w:color="808080"/>
+              <w:left w:val="single" w:sz="4" w:space="0" w:color="808080"/>
+              <w:bottom w:val="single" w:sz="4" w:space="0" w:color="808080"/>
+              <w:right w:val="single" w:sz="4" w:space="0" w:color="808080"/>
+            </w:tcBorders>
+            <w:shd w:val="clear" w:color="auto" w:fill="FFF2CC"/>
+            <w:tcMar>
+              <w:top w:w="60" w:type="dxa"/>
+              <w:left w:w="90" w:type="dxa"/>
+              <w:bottom w:w="60" w:type="dxa"/>
+              <w:right w:w="90" w:type="dxa"/>
+            </w:tcMar>
+          </w:tcPr>
+          <w:p>
+            <w:pPr>
+              <w:spacing w:after="30"/>
+            </w:pPr>
+            <w:r>
+              <w:t>1000.0</w:t>
+            </w:r>
+          </w:p>
+          <w:p/>
+          <w:p/>
+        </w:tc>
+        <w:tc>
+          <w:tcPr>
+            <w:tcW w:w="947" w:type="dxa"/>
+            <w:tcBorders>
+              <w:top w:val="single" w:sz="4" w:space="0" w:color="808080"/>
+              <w:left w:val="single" w:sz="4" w:space="0" w:color="808080"/>
+              <w:bottom w:val="single" w:sz="4" w:space="0" w:color="808080"/>
+              <w:right w:val="single" w:sz="4" w:space="0" w:color="808080"/>
+            </w:tcBorders>
+            <w:shd w:val="clear" w:color="auto" w:fill="FFF2CC"/>
+            <w:tcMar>
+              <w:top w:w="60" w:type="dxa"/>
+              <w:left w:w="90" w:type="dxa"/>
+              <w:bottom w:w="60" w:type="dxa"/>
+              <w:right w:w="90" w:type="dxa"/>
+            </w:tcMar>
+          </w:tcPr>
+          <w:p>
+            <w:pPr>
+              <w:spacing w:after="30"/>
+            </w:pPr>
+            <w:r>
+              <w:t>1020.0</w:t>
+            </w:r>
+          </w:p>
+        </w:tc>
+        <w:tc>
+          <w:tcPr>
+            <w:tcW w:w="847" w:type="dxa"/>
+            <w:tcBorders>
+              <w:top w:val="single" w:sz="4" w:space="0" w:color="808080"/>
+              <w:left w:val="single" w:sz="4" w:space="0" w:color="808080"/>
+              <w:bottom w:val="single" w:sz="4" w:space="0" w:color="808080"/>
+              <w:right w:val="single" w:sz="4" w:space="0" w:color="808080"/>
+            </w:tcBorders>
+            <w:shd w:val="clear" w:color="auto" w:fill="FFF2CC"/>
+            <w:tcMar>
+              <w:top w:w="60" w:type="dxa"/>
+              <w:left w:w="90" w:type="dxa"/>
+              <w:bottom w:w="60" w:type="dxa"/>
+              <w:right w:w="90" w:type="dxa"/>
+            </w:tcMar>
+          </w:tcPr>
+          <w:p>
+            <w:pPr>
+              <w:spacing w:after="30"/>
+            </w:pPr>
+            <w:r>
+              <w:t>199.6</w:t>
+            </w:r>
+          </w:p>
+          <w:p>
+            <w:pPr>
+              <w:spacing w:after="30"/>
+            </w:pPr>
+          </w:p>
+        </w:tc>
+        <w:tc>
+          <w:tcPr>
+            <w:tcW w:w="1234" w:type="dxa"/>
+            <w:tcBorders>
+              <w:top w:val="single" w:sz="4" w:space="0" w:color="808080"/>
+              <w:left w:val="single" w:sz="4" w:space="0" w:color="808080"/>
+              <w:bottom w:val="single" w:sz="4" w:space="0" w:color="808080"/>
+              <w:right w:val="single" w:sz="4" w:space="0" w:color="808080"/>
+            </w:tcBorders>
+            <w:shd w:val="clear" w:color="auto" w:fill="FFF2CC"/>
+            <w:tcMar>
+              <w:top w:w="60" w:type="dxa"/>
+              <w:left w:w="90" w:type="dxa"/>
+              <w:bottom w:w="60" w:type="dxa"/>
+              <w:right w:w="90" w:type="dxa"/>
+            </w:tcMar>
+          </w:tcPr>
+          <w:p>
+            <w:pPr>
+              <w:spacing w:after="30"/>
+            </w:pPr>
+            <w:r>
+              <w:t xml:space="preserve">864 </w:t>
+            </w:r>
+            <w:r>
+              <w:t xml:space="preserve">/ </w:t>
+            </w:r>
+            <w:r>
+              <w:t xml:space="preserve">3136   </w:t>
+            </w:r>
+          </w:p>
+          <w:p>
+            <w:pPr>
+              <w:spacing w:after="30"/>
+            </w:pPr>
+          </w:p>
+          <w:p>
+            <w:pPr>
+              <w:spacing w:after="30"/>
+            </w:pPr>
+          </w:p>
+        </w:tc>
+        <w:tc>
+          <w:tcPr>
+            <w:tcW w:w="1090" w:type="dxa"/>
+            <w:tcBorders>
+              <w:top w:val="single" w:sz="4" w:space="0" w:color="808080"/>
+              <w:left w:val="single" w:sz="4" w:space="0" w:color="808080"/>
+              <w:bottom w:val="single" w:sz="4" w:space="0" w:color="808080"/>
+              <w:right w:val="single" w:sz="4" w:space="0" w:color="808080"/>
+            </w:tcBorders>
+            <w:shd w:val="clear" w:color="auto" w:fill="FFF2CC"/>
+            <w:tcMar>
+              <w:top w:w="60" w:type="dxa"/>
+              <w:left w:w="90" w:type="dxa"/>
+              <w:bottom w:w="60" w:type="dxa"/>
+              <w:right w:w="90" w:type="dxa"/>
+            </w:tcMar>
+          </w:tcPr>
+          <w:p>
+            <w:pPr>
+              <w:spacing w:after="30"/>
+            </w:pPr>
+            <w:r>
+              <w:t>9850</w:t>
+            </w:r>
+          </w:p>
+          <w:p/>
+        </w:tc>
+        <w:tc>
+          <w:tcPr>
+            <w:tcW w:w="944" w:type="dxa"/>
+            <w:tcBorders>
+              <w:top w:val="single" w:sz="4" w:space="0" w:color="808080"/>
+              <w:left w:val="single" w:sz="4" w:space="0" w:color="808080"/>
+              <w:bottom w:val="single" w:sz="4" w:space="0" w:color="808080"/>
+              <w:right w:val="single" w:sz="4" w:space="0" w:color="808080"/>
+            </w:tcBorders>
+            <w:shd w:val="clear" w:color="auto" w:fill="FFF2CC"/>
+            <w:tcMar>
+              <w:top w:w="60" w:type="dxa"/>
+              <w:left w:w="90" w:type="dxa"/>
+              <w:bottom w:w="60" w:type="dxa"/>
+              <w:right w:w="90" w:type="dxa"/>
+            </w:tcMar>
+          </w:tcPr>
+          <w:p>
+            <w:pPr>
+              <w:spacing w:after="30"/>
+            </w:pPr>
+            <w:r>
+              <w:t xml:space="preserve">9800           </w:t>
+            </w:r>
+          </w:p>
+          <w:p>
+            <w:pPr>
+              <w:spacing w:after="30"/>
+            </w:pPr>
+          </w:p>
+        </w:tc>
+        <w:tc>
+          <w:tcPr>
+            <w:tcW w:w="886" w:type="dxa"/>
+            <w:tcBorders>
+              <w:top w:val="single" w:sz="4" w:space="0" w:color="808080"/>
+              <w:left w:val="single" w:sz="4" w:space="0" w:color="808080"/>
+              <w:bottom w:val="single" w:sz="4" w:space="0" w:color="808080"/>
+              <w:right w:val="single" w:sz="4" w:space="0" w:color="808080"/>
+            </w:tcBorders>
+            <w:shd w:val="clear" w:color="auto" w:fill="FFF2CC"/>
+            <w:tcMar>
+              <w:top w:w="60" w:type="dxa"/>
+              <w:left w:w="90" w:type="dxa"/>
+              <w:bottom w:w="60" w:type="dxa"/>
+              <w:right w:w="90" w:type="dxa"/>
+            </w:tcMar>
+          </w:tcPr>
+          <w:p>
+            <w:pPr>
+              <w:spacing w:after="30"/>
+            </w:pPr>
+            <w:r>
+              <w:t>-0.5%</w:t>
+            </w:r>
+          </w:p>
+          <w:p>
+            <w:pPr>
+              <w:spacing w:after="30"/>
+            </w:pPr>
+          </w:p>
+        </w:tc>
+        <w:tc>
+          <w:tcPr>
+            <w:tcW w:w="1854" w:type="dxa"/>
+            <w:tcBorders>
+              <w:top w:val="single" w:sz="4" w:space="0" w:color="808080"/>
+              <w:left w:val="single" w:sz="4" w:space="0" w:color="808080"/>
+              <w:bottom w:val="single" w:sz="4" w:space="0" w:color="808080"/>
+              <w:right w:val="single" w:sz="4" w:space="0" w:color="808080"/>
+            </w:tcBorders>
+            <w:shd w:val="clear" w:color="auto" w:fill="FFF2CC"/>
+            <w:tcMar>
+              <w:top w:w="60" w:type="dxa"/>
+              <w:left w:w="90" w:type="dxa"/>
+              <w:bottom w:w="60" w:type="dxa"/>
+              <w:right w:w="90" w:type="dxa"/>
+            </w:tcMar>
+          </w:tcPr>
+          <w:p>
+            <w:pPr>
+              <w:spacing w:after="30"/>
+            </w:pPr>
+            <w:r>
+              <w:t>Tải nền ưu tiên cao chen ngang làm trượt ranh giới tick FreeRTOS, gây jitter lớn (</w:t>
+            </w:r>
+            <m:oMath>
+              <m:r>
+                <w:rPr>
+                  <w:rFonts w:ascii="Cambria Math" w:hAnsi="Cambria Math"/>
+                </w:rPr>
+                <m:t>sd=199.6 μ</m:t>
+              </m:r>
+              <m:r>
+                <m:rPr>
+                  <m:nor/>
+                </m:rPr>
+                <m:t>s</m:t>
+              </m:r>
+            </m:oMath>
+            <w:r>
+              <w:t>, min/max dao động mạnh) và làm mất mẫu (</w:t>
+            </w:r>
+            <m:oMath>
+              <m:sSub>
+                <m:sSubPr>
+                  <m:ctrlPr>
+                    <w:rPr>
+                      <w:rFonts w:ascii="Cambria Math" w:hAnsi="Cambria Math"/>
+                    </w:rPr>
+                  </m:ctrlPr>
+                </m:sSubPr>
+                <m:e>
+                  <m:r>
+                    <w:rPr>
+                      <w:rFonts w:ascii="Cambria Math" w:hAnsi="Cambria Math"/>
+                    </w:rPr>
+                    <m:t>N</m:t>
+                  </m:r>
+                </m:e>
+                <m:sub>
+                  <m:r>
+                    <w:rPr>
+                      <w:rFonts w:ascii="Cambria Math" w:hAnsi="Cambria Math"/>
+                    </w:rPr>
+                    <m:t>10s</m:t>
+                  </m:r>
+                </m:sub>
+              </m:sSub>
+            </m:oMath>
+            <w:r>
+              <w:t xml:space="preserve"> giảm xuống còn </w:t>
+            </w:r>
+            <m:oMath>
+              <m:r>
+                <w:rPr>
+                  <w:rFonts w:ascii="Cambria Math" w:hAnsi="Cambria Math"/>
+                </w:rPr>
+                <m:t>9800</m:t>
+              </m:r>
+            </m:oMath>
+            <w:r>
+              <w:t>).</w:t>
+            </w:r>
+          </w:p>
           <w:p>
             <w:pPr>
               <w:spacing w:after="30"/>
@@ -2168,7 +2766,7 @@
       <w:tr>
         <w:tc>
           <w:tcPr>
-            <w:tcW w:w="700" w:type="dxa"/>
+            <w:tcW w:w="699" w:type="dxa"/>
             <w:tcBorders>
               <w:top w:val="single" w:sz="4" w:space="0" w:color="808080"/>
               <w:left w:val="single" w:sz="4" w:space="0" w:color="808080"/>
@@ -2197,182 +2795,315 @@
         </w:tc>
         <w:tc>
           <w:tcPr>
-            <w:tcW w:w="1150" w:type="dxa"/>
-            <w:tcBorders>
-              <w:top w:val="single" w:sz="4" w:space="0" w:color="808080"/>
-              <w:left w:val="single" w:sz="4" w:space="0" w:color="808080"/>
-              <w:bottom w:val="single" w:sz="4" w:space="0" w:color="808080"/>
-              <w:right w:val="single" w:sz="4" w:space="0" w:color="808080"/>
-            </w:tcBorders>
-            <w:shd w:val="clear" w:color="auto" w:fill="FFF2CC"/>
-            <w:tcMar>
-              <w:top w:w="60" w:type="dxa"/>
-              <w:left w:w="90" w:type="dxa"/>
-              <w:bottom w:w="60" w:type="dxa"/>
-              <w:right w:w="90" w:type="dxa"/>
-            </w:tcMar>
-          </w:tcPr>
-          <w:p>
-            <w:pPr>
-              <w:spacing w:after="30"/>
-            </w:pPr>
-          </w:p>
-        </w:tc>
-        <w:tc>
-          <w:tcPr>
-            <w:tcW w:w="950" w:type="dxa"/>
-            <w:tcBorders>
-              <w:top w:val="single" w:sz="4" w:space="0" w:color="808080"/>
-              <w:left w:val="single" w:sz="4" w:space="0" w:color="808080"/>
-              <w:bottom w:val="single" w:sz="4" w:space="0" w:color="808080"/>
-              <w:right w:val="single" w:sz="4" w:space="0" w:color="808080"/>
-            </w:tcBorders>
-            <w:shd w:val="clear" w:color="auto" w:fill="FFF2CC"/>
-            <w:tcMar>
-              <w:top w:w="60" w:type="dxa"/>
-              <w:left w:w="90" w:type="dxa"/>
-              <w:bottom w:w="60" w:type="dxa"/>
-              <w:right w:w="90" w:type="dxa"/>
-            </w:tcMar>
-          </w:tcPr>
-          <w:p>
-            <w:pPr>
-              <w:spacing w:after="30"/>
-            </w:pPr>
-          </w:p>
-        </w:tc>
-        <w:tc>
-          <w:tcPr>
-            <w:tcW w:w="850" w:type="dxa"/>
-            <w:tcBorders>
-              <w:top w:val="single" w:sz="4" w:space="0" w:color="808080"/>
-              <w:left w:val="single" w:sz="4" w:space="0" w:color="808080"/>
-              <w:bottom w:val="single" w:sz="4" w:space="0" w:color="808080"/>
-              <w:right w:val="single" w:sz="4" w:space="0" w:color="808080"/>
-            </w:tcBorders>
-            <w:shd w:val="clear" w:color="auto" w:fill="FFF2CC"/>
-            <w:tcMar>
-              <w:top w:w="60" w:type="dxa"/>
-              <w:left w:w="90" w:type="dxa"/>
-              <w:bottom w:w="60" w:type="dxa"/>
-              <w:right w:w="90" w:type="dxa"/>
-            </w:tcMar>
-          </w:tcPr>
-          <w:p>
-            <w:pPr>
-              <w:spacing w:after="30"/>
-            </w:pPr>
-          </w:p>
-        </w:tc>
-        <w:tc>
-          <w:tcPr>
-            <w:tcW w:w="1250" w:type="dxa"/>
-            <w:tcBorders>
-              <w:top w:val="single" w:sz="4" w:space="0" w:color="808080"/>
-              <w:left w:val="single" w:sz="4" w:space="0" w:color="808080"/>
-              <w:bottom w:val="single" w:sz="4" w:space="0" w:color="808080"/>
-              <w:right w:val="single" w:sz="4" w:space="0" w:color="808080"/>
-            </w:tcBorders>
-            <w:shd w:val="clear" w:color="auto" w:fill="FFF2CC"/>
-            <w:tcMar>
-              <w:top w:w="60" w:type="dxa"/>
-              <w:left w:w="90" w:type="dxa"/>
-              <w:bottom w:w="60" w:type="dxa"/>
-              <w:right w:w="90" w:type="dxa"/>
-            </w:tcMar>
-          </w:tcPr>
-          <w:p>
-            <w:pPr>
-              <w:spacing w:after="30"/>
-            </w:pPr>
-          </w:p>
-        </w:tc>
-        <w:tc>
-          <w:tcPr>
-            <w:tcW w:w="1100" w:type="dxa"/>
-            <w:tcBorders>
-              <w:top w:val="single" w:sz="4" w:space="0" w:color="808080"/>
-              <w:left w:val="single" w:sz="4" w:space="0" w:color="808080"/>
-              <w:bottom w:val="single" w:sz="4" w:space="0" w:color="808080"/>
-              <w:right w:val="single" w:sz="4" w:space="0" w:color="808080"/>
-            </w:tcBorders>
-            <w:shd w:val="clear" w:color="auto" w:fill="FFF2CC"/>
-            <w:tcMar>
-              <w:top w:w="60" w:type="dxa"/>
-              <w:left w:w="90" w:type="dxa"/>
-              <w:bottom w:w="60" w:type="dxa"/>
-              <w:right w:w="90" w:type="dxa"/>
-            </w:tcMar>
-          </w:tcPr>
-          <w:p>
-            <w:pPr>
-              <w:spacing w:after="30"/>
-            </w:pPr>
-          </w:p>
-        </w:tc>
-        <w:tc>
-          <w:tcPr>
-            <w:tcW w:w="950" w:type="dxa"/>
-            <w:tcBorders>
-              <w:top w:val="single" w:sz="4" w:space="0" w:color="808080"/>
-              <w:left w:val="single" w:sz="4" w:space="0" w:color="808080"/>
-              <w:bottom w:val="single" w:sz="4" w:space="0" w:color="808080"/>
-              <w:right w:val="single" w:sz="4" w:space="0" w:color="808080"/>
-            </w:tcBorders>
-            <w:shd w:val="clear" w:color="auto" w:fill="FFF2CC"/>
-            <w:tcMar>
-              <w:top w:w="60" w:type="dxa"/>
-              <w:left w:w="90" w:type="dxa"/>
-              <w:bottom w:w="60" w:type="dxa"/>
-              <w:right w:w="90" w:type="dxa"/>
-            </w:tcMar>
-          </w:tcPr>
-          <w:p>
-            <w:pPr>
-              <w:spacing w:after="30"/>
-            </w:pPr>
-          </w:p>
-        </w:tc>
-        <w:tc>
-          <w:tcPr>
-            <w:tcW w:w="800" w:type="dxa"/>
-            <w:tcBorders>
-              <w:top w:val="single" w:sz="4" w:space="0" w:color="808080"/>
-              <w:left w:val="single" w:sz="4" w:space="0" w:color="808080"/>
-              <w:bottom w:val="single" w:sz="4" w:space="0" w:color="808080"/>
-              <w:right w:val="single" w:sz="4" w:space="0" w:color="808080"/>
-            </w:tcBorders>
-            <w:shd w:val="clear" w:color="auto" w:fill="FFF2CC"/>
-            <w:tcMar>
-              <w:top w:w="60" w:type="dxa"/>
-              <w:left w:w="90" w:type="dxa"/>
-              <w:bottom w:w="60" w:type="dxa"/>
-              <w:right w:w="90" w:type="dxa"/>
-            </w:tcMar>
-          </w:tcPr>
-          <w:p>
-            <w:pPr>
-              <w:spacing w:after="30"/>
-            </w:pPr>
-          </w:p>
-        </w:tc>
-        <w:tc>
-          <w:tcPr>
-            <w:tcW w:w="1888" w:type="dxa"/>
-            <w:tcBorders>
-              <w:top w:val="single" w:sz="4" w:space="0" w:color="808080"/>
-              <w:left w:val="single" w:sz="4" w:space="0" w:color="808080"/>
-              <w:bottom w:val="single" w:sz="4" w:space="0" w:color="808080"/>
-              <w:right w:val="single" w:sz="4" w:space="0" w:color="808080"/>
-            </w:tcBorders>
-            <w:shd w:val="clear" w:color="auto" w:fill="FFF2CC"/>
-            <w:tcMar>
-              <w:top w:w="60" w:type="dxa"/>
-              <w:left w:w="90" w:type="dxa"/>
-              <w:bottom w:w="60" w:type="dxa"/>
-              <w:right w:w="90" w:type="dxa"/>
-            </w:tcMar>
-          </w:tcPr>
+            <w:tcW w:w="1137" w:type="dxa"/>
+            <w:tcBorders>
+              <w:top w:val="single" w:sz="4" w:space="0" w:color="808080"/>
+              <w:left w:val="single" w:sz="4" w:space="0" w:color="808080"/>
+              <w:bottom w:val="single" w:sz="4" w:space="0" w:color="808080"/>
+              <w:right w:val="single" w:sz="4" w:space="0" w:color="808080"/>
+            </w:tcBorders>
+            <w:shd w:val="clear" w:color="auto" w:fill="FFF2CC"/>
+            <w:tcMar>
+              <w:top w:w="60" w:type="dxa"/>
+              <w:left w:w="90" w:type="dxa"/>
+              <w:bottom w:w="60" w:type="dxa"/>
+              <w:right w:w="90" w:type="dxa"/>
+            </w:tcMar>
+          </w:tcPr>
+          <w:p>
+            <w:pPr>
+              <w:spacing w:after="30"/>
+            </w:pPr>
+            <w:r>
+              <w:t>1000.0</w:t>
+            </w:r>
+          </w:p>
+          <w:p/>
+        </w:tc>
+        <w:tc>
+          <w:tcPr>
+            <w:tcW w:w="947" w:type="dxa"/>
+            <w:tcBorders>
+              <w:top w:val="single" w:sz="4" w:space="0" w:color="808080"/>
+              <w:left w:val="single" w:sz="4" w:space="0" w:color="808080"/>
+              <w:bottom w:val="single" w:sz="4" w:space="0" w:color="808080"/>
+              <w:right w:val="single" w:sz="4" w:space="0" w:color="808080"/>
+            </w:tcBorders>
+            <w:shd w:val="clear" w:color="auto" w:fill="FFF2CC"/>
+            <w:tcMar>
+              <w:top w:w="60" w:type="dxa"/>
+              <w:left w:w="90" w:type="dxa"/>
+              <w:bottom w:w="60" w:type="dxa"/>
+              <w:right w:w="90" w:type="dxa"/>
+            </w:tcMar>
+          </w:tcPr>
+          <w:p>
+            <w:pPr>
+              <w:spacing w:after="30"/>
+            </w:pPr>
+            <w:r>
+              <w:t>1000.0</w:t>
+            </w:r>
+          </w:p>
+        </w:tc>
+        <w:tc>
+          <w:tcPr>
+            <w:tcW w:w="847" w:type="dxa"/>
+            <w:tcBorders>
+              <w:top w:val="single" w:sz="4" w:space="0" w:color="808080"/>
+              <w:left w:val="single" w:sz="4" w:space="0" w:color="808080"/>
+              <w:bottom w:val="single" w:sz="4" w:space="0" w:color="808080"/>
+              <w:right w:val="single" w:sz="4" w:space="0" w:color="808080"/>
+            </w:tcBorders>
+            <w:shd w:val="clear" w:color="auto" w:fill="FFF2CC"/>
+            <w:tcMar>
+              <w:top w:w="60" w:type="dxa"/>
+              <w:left w:w="90" w:type="dxa"/>
+              <w:bottom w:w="60" w:type="dxa"/>
+              <w:right w:w="90" w:type="dxa"/>
+            </w:tcMar>
+          </w:tcPr>
+          <w:p>
+            <w:pPr>
+              <w:spacing w:after="30"/>
+            </w:pPr>
+            <w:r>
+              <w:t>211.3</w:t>
+            </w:r>
+          </w:p>
+          <w:p>
+            <w:pPr>
+              <w:spacing w:after="30"/>
+            </w:pPr>
+          </w:p>
+        </w:tc>
+        <w:tc>
+          <w:tcPr>
+            <w:tcW w:w="1234" w:type="dxa"/>
+            <w:tcBorders>
+              <w:top w:val="single" w:sz="4" w:space="0" w:color="808080"/>
+              <w:left w:val="single" w:sz="4" w:space="0" w:color="808080"/>
+              <w:bottom w:val="single" w:sz="4" w:space="0" w:color="808080"/>
+              <w:right w:val="single" w:sz="4" w:space="0" w:color="808080"/>
+            </w:tcBorders>
+            <w:shd w:val="clear" w:color="auto" w:fill="FFF2CC"/>
+            <w:tcMar>
+              <w:top w:w="60" w:type="dxa"/>
+              <w:left w:w="90" w:type="dxa"/>
+              <w:bottom w:w="60" w:type="dxa"/>
+              <w:right w:w="90" w:type="dxa"/>
+            </w:tcMar>
+          </w:tcPr>
+          <w:p>
+            <w:pPr>
+              <w:spacing w:after="30"/>
+            </w:pPr>
+            <w:r>
+              <w:t xml:space="preserve">573 </w:t>
+            </w:r>
+            <w:r>
+              <w:t xml:space="preserve">/ </w:t>
+            </w:r>
+            <w:r>
+              <w:t xml:space="preserve">3027  </w:t>
+            </w:r>
+          </w:p>
+          <w:p/>
+        </w:tc>
+        <w:tc>
+          <w:tcPr>
+            <w:tcW w:w="1090" w:type="dxa"/>
+            <w:tcBorders>
+              <w:top w:val="single" w:sz="4" w:space="0" w:color="808080"/>
+              <w:left w:val="single" w:sz="4" w:space="0" w:color="808080"/>
+              <w:bottom w:val="single" w:sz="4" w:space="0" w:color="808080"/>
+              <w:right w:val="single" w:sz="4" w:space="0" w:color="808080"/>
+            </w:tcBorders>
+            <w:shd w:val="clear" w:color="auto" w:fill="FFF2CC"/>
+            <w:tcMar>
+              <w:top w:w="60" w:type="dxa"/>
+              <w:left w:w="90" w:type="dxa"/>
+              <w:bottom w:w="60" w:type="dxa"/>
+              <w:right w:w="90" w:type="dxa"/>
+            </w:tcMar>
+          </w:tcPr>
+          <w:p>
+            <w:pPr>
+              <w:spacing w:after="30"/>
+            </w:pPr>
+            <w:r>
+              <w:t>10000</w:t>
+            </w:r>
+          </w:p>
+        </w:tc>
+        <w:tc>
+          <w:tcPr>
+            <w:tcW w:w="944" w:type="dxa"/>
+            <w:tcBorders>
+              <w:top w:val="single" w:sz="4" w:space="0" w:color="808080"/>
+              <w:left w:val="single" w:sz="4" w:space="0" w:color="808080"/>
+              <w:bottom w:val="single" w:sz="4" w:space="0" w:color="808080"/>
+              <w:right w:val="single" w:sz="4" w:space="0" w:color="808080"/>
+            </w:tcBorders>
+            <w:shd w:val="clear" w:color="auto" w:fill="FFF2CC"/>
+            <w:tcMar>
+              <w:top w:w="60" w:type="dxa"/>
+              <w:left w:w="90" w:type="dxa"/>
+              <w:bottom w:w="60" w:type="dxa"/>
+              <w:right w:w="90" w:type="dxa"/>
+            </w:tcMar>
+          </w:tcPr>
+          <w:p>
+            <w:pPr>
+              <w:spacing w:after="30"/>
+            </w:pPr>
+            <w:r>
+              <w:t xml:space="preserve">10000             </w:t>
+            </w:r>
+          </w:p>
+          <w:p>
+            <w:pPr>
+              <w:spacing w:after="30"/>
+            </w:pPr>
+          </w:p>
+        </w:tc>
+        <w:tc>
+          <w:tcPr>
+            <w:tcW w:w="886" w:type="dxa"/>
+            <w:tcBorders>
+              <w:top w:val="single" w:sz="4" w:space="0" w:color="808080"/>
+              <w:left w:val="single" w:sz="4" w:space="0" w:color="808080"/>
+              <w:bottom w:val="single" w:sz="4" w:space="0" w:color="808080"/>
+              <w:right w:val="single" w:sz="4" w:space="0" w:color="808080"/>
+            </w:tcBorders>
+            <w:shd w:val="clear" w:color="auto" w:fill="FFF2CC"/>
+            <w:tcMar>
+              <w:top w:w="60" w:type="dxa"/>
+              <w:left w:w="90" w:type="dxa"/>
+              <w:bottom w:w="60" w:type="dxa"/>
+              <w:right w:w="90" w:type="dxa"/>
+            </w:tcMar>
+          </w:tcPr>
+          <w:p>
+            <w:pPr>
+              <w:spacing w:after="30"/>
+            </w:pPr>
+            <w:r>
+              <w:t>+0.0%</w:t>
+            </w:r>
+          </w:p>
+          <w:p>
+            <w:pPr>
+              <w:spacing w:after="30"/>
+            </w:pPr>
+          </w:p>
+        </w:tc>
+        <w:tc>
+          <w:tcPr>
+            <w:tcW w:w="1854" w:type="dxa"/>
+            <w:tcBorders>
+              <w:top w:val="single" w:sz="4" w:space="0" w:color="808080"/>
+              <w:left w:val="single" w:sz="4" w:space="0" w:color="808080"/>
+              <w:bottom w:val="single" w:sz="4" w:space="0" w:color="808080"/>
+              <w:right w:val="single" w:sz="4" w:space="0" w:color="808080"/>
+            </w:tcBorders>
+            <w:shd w:val="clear" w:color="auto" w:fill="FFF2CC"/>
+            <w:tcMar>
+              <w:top w:w="60" w:type="dxa"/>
+              <w:left w:w="90" w:type="dxa"/>
+              <w:bottom w:w="60" w:type="dxa"/>
+              <w:right w:w="90" w:type="dxa"/>
+            </w:tcMar>
+          </w:tcPr>
+          <w:p>
+            <w:pPr>
+              <w:spacing w:after="30"/>
+            </w:pPr>
+            <w:r>
+              <w:t>Bị task tải nền chen ngang gây ra jitter cao (</w:t>
+            </w:r>
+            <m:oMath>
+              <m:r>
+                <w:rPr>
+                  <w:rFonts w:ascii="Cambria Math" w:hAnsi="Cambria Math"/>
+                </w:rPr>
+                <m:t>sd=211.3 μ</m:t>
+              </m:r>
+              <m:r>
+                <m:rPr>
+                  <m:nor/>
+                </m:rPr>
+                <m:t>s</m:t>
+              </m:r>
+            </m:oMath>
+            <w:r>
+              <w:t xml:space="preserve">, min/max từ </w:t>
+            </w:r>
+            <m:oMath>
+              <m:r>
+                <w:rPr>
+                  <w:rFonts w:ascii="Cambria Math" w:hAnsi="Cambria Math"/>
+                </w:rPr>
+                <m:t>573</m:t>
+              </m:r>
+            </m:oMath>
+            <w:r>
+              <w:t xml:space="preserve"> đến </w:t>
+            </w:r>
+            <m:oMath>
+              <m:r>
+                <w:rPr>
+                  <w:rFonts w:ascii="Cambria Math" w:hAnsi="Cambria Math"/>
+                </w:rPr>
+                <m:t>3027 μ</m:t>
+              </m:r>
+              <m:r>
+                <m:rPr>
+                  <m:nor/>
+                </m:rPr>
+                <m:t>s</m:t>
+              </m:r>
+            </m:oMath>
+            <w:r>
+              <w:t>), nhưng nhờ cơ chế mốc tuyệt đối, task tự động "bắt kịp mốc" nên không bị mất mẫu (</w:t>
+            </w:r>
+            <m:oMath>
+              <m:sSub>
+                <m:sSubPr>
+                  <m:ctrlPr>
+                    <w:rPr>
+                      <w:rFonts w:ascii="Cambria Math" w:hAnsi="Cambria Math"/>
+                    </w:rPr>
+                  </m:ctrlPr>
+                </m:sSubPr>
+                <m:e>
+                  <m:r>
+                    <w:rPr>
+                      <w:rFonts w:ascii="Cambria Math" w:hAnsi="Cambria Math"/>
+                    </w:rPr>
+                    <m:t>N</m:t>
+                  </m:r>
+                </m:e>
+                <m:sub>
+                  <m:r>
+                    <w:rPr>
+                      <w:rFonts w:ascii="Cambria Math" w:hAnsi="Cambria Math"/>
+                    </w:rPr>
+                    <m:t>10s</m:t>
+                  </m:r>
+                </m:sub>
+              </m:sSub>
+              <m:r>
+                <w:rPr>
+                  <w:rFonts w:ascii="Cambria Math" w:hAnsi="Cambria Math"/>
+                </w:rPr>
+                <m:t>=10000</m:t>
+              </m:r>
+            </m:oMath>
+            <w:r>
+              <w:t>).</w:t>
+            </w:r>
+          </w:p>
           <w:p>
             <w:pPr>
               <w:spacing w:after="30"/>
@@ -2404,6 +3135,379 @@
       <w:r>
         <w:t>. Trả lời: (1) đường nào trôi, đường nào bám lưới, độ dốc của đường trôi có khớp (T_thực − T0)/T0 không; (2) giải thích các cột nhỏ trong histogram của C1.</w:t>
       </w:r>
+    </w:p>
+    <w:p>
+      <w:pPr>
+        <w:spacing w:after="100" w:line="300" w:lineRule="auto"/>
+        <w:jc w:val="both"/>
+      </w:pPr>
+      <w:r>
+        <w:lastRenderedPageBreak/>
+        <w:drawing>
+          <wp:inline distT="0" distB="0" distL="0" distR="0" wp14:anchorId="796F959F" wp14:editId="288B8965">
+            <wp:extent cx="6120130" cy="1923415"/>
+            <wp:effectExtent l="0" t="0" r="0" b="635"/>
+            <wp:docPr id="92005512" name="Picture 2"/>
+            <wp:cNvGraphicFramePr>
+              <a:graphicFrameLocks xmlns:a="http://schemas.openxmlformats.org/drawingml/2006/main" noChangeAspect="1"/>
+            </wp:cNvGraphicFramePr>
+            <a:graphic xmlns:a="http://schemas.openxmlformats.org/drawingml/2006/main">
+              <a:graphicData uri="http://schemas.openxmlformats.org/drawingml/2006/picture">
+                <pic:pic xmlns:pic="http://schemas.openxmlformats.org/drawingml/2006/picture">
+                  <pic:nvPicPr>
+                    <pic:cNvPr id="0" name="Picture 6"/>
+                    <pic:cNvPicPr>
+                      <a:picLocks noChangeAspect="1" noChangeArrowheads="1"/>
+                    </pic:cNvPicPr>
+                  </pic:nvPicPr>
+                  <pic:blipFill>
+                    <a:blip r:embed="rId8" cstate="print">
+                      <a:extLst>
+                        <a:ext uri="{28A0092B-C50C-407E-A947-70E740481C1C}">
+                          <a14:useLocalDpi xmlns:a14="http://schemas.microsoft.com/office/drawing/2010/main" val="0"/>
+                        </a:ext>
+                      </a:extLst>
+                    </a:blip>
+                    <a:srcRect/>
+                    <a:stretch>
+                      <a:fillRect/>
+                    </a:stretch>
+                  </pic:blipFill>
+                  <pic:spPr bwMode="auto">
+                    <a:xfrm>
+                      <a:off x="0" y="0"/>
+                      <a:ext cx="6120130" cy="1923415"/>
+                    </a:xfrm>
+                    <a:prstGeom prst="rect">
+                      <a:avLst/>
+                    </a:prstGeom>
+                    <a:noFill/>
+                    <a:ln>
+                      <a:noFill/>
+                    </a:ln>
+                  </pic:spPr>
+                </pic:pic>
+              </a:graphicData>
+            </a:graphic>
+          </wp:inline>
+        </w:drawing>
+      </w:r>
+    </w:p>
+    <w:p>
+      <w:pPr>
+        <w:spacing w:after="100" w:line="300" w:lineRule="auto"/>
+        <w:jc w:val="both"/>
+      </w:pPr>
+      <w:r>
+        <w:t>Đường bám lưới: Chế độ C</w:t>
+      </w:r>
+    </w:p>
+    <w:p>
+      <w:pPr>
+        <w:spacing w:after="100" w:line="300" w:lineRule="auto"/>
+        <w:jc w:val="both"/>
+      </w:pPr>
+      <w:r>
+        <w:t>Đường trôi tuyến tính: Chế độ A</w:t>
+      </w:r>
+    </w:p>
+    <w:p>
+      <w:pPr>
+        <w:spacing w:after="100" w:line="300" w:lineRule="auto"/>
+        <w:jc w:val="both"/>
+      </w:pPr>
+      <w:r>
+        <w:t>Đường trôi bậc thang: Chế độ B</w:t>
+      </w:r>
+    </w:p>
+    <w:p>
+      <w:pPr>
+        <w:spacing w:after="100" w:line="300" w:lineRule="auto"/>
+        <w:jc w:val="both"/>
+      </w:pPr>
+    </w:p>
+    <w:p>
+      <w:pPr>
+        <w:spacing w:after="100" w:line="300" w:lineRule="auto"/>
+        <w:jc w:val="both"/>
+      </w:pPr>
+      <w:r>
+        <w:t xml:space="preserve">  </w:t>
+      </w:r>
+      <w:r>
+        <w:rPr>
+          <w:b/>
+          <w:bCs/>
+        </w:rPr>
+        <w:t xml:space="preserve">Cột cao nhất (tập trung quanh mốc </w:t>
+      </w:r>
+      <m:oMath>
+        <m:r>
+          <w:rPr>
+            <w:rFonts w:ascii="Cambria Math" w:hAnsi="Cambria Math"/>
+          </w:rPr>
+          <m:t>1000 μ</m:t>
+        </m:r>
+        <m:r>
+          <m:rPr>
+            <m:nor/>
+          </m:rPr>
+          <m:t>s</m:t>
+        </m:r>
+      </m:oMath>
+      <w:r>
+        <w:rPr>
+          <w:b/>
+          <w:bCs/>
+        </w:rPr>
+        <w:t>):</w:t>
+      </w:r>
+      <w:r>
+        <w:t xml:space="preserve"> Đại diện cho đại đa số các mẫu lấy mẫu bình thường, đúng hạn khi không bị task tải nền (TaiNen) chen ngang.</w:t>
+      </w:r>
+    </w:p>
+    <w:p>
+      <w:pPr>
+        <w:spacing w:after="100" w:line="300" w:lineRule="auto"/>
+        <w:jc w:val="both"/>
+      </w:pPr>
+      <w:r>
+        <w:t xml:space="preserve">  </w:t>
+      </w:r>
+      <w:r>
+        <w:rPr>
+          <w:b/>
+          <w:bCs/>
+        </w:rPr>
+        <w:t xml:space="preserve">Cột nhỏ nằm ở phía bên phải (quanh mốc </w:t>
+      </w:r>
+      <m:oMath>
+        <m:r>
+          <w:rPr>
+            <w:rFonts w:ascii="Cambria Math" w:hAnsi="Cambria Math"/>
+          </w:rPr>
+          <m:t>≈2500-3000 μ</m:t>
+        </m:r>
+        <m:r>
+          <m:rPr>
+            <m:nor/>
+          </m:rPr>
+          <m:t>s</m:t>
+        </m:r>
+      </m:oMath>
+      <w:r>
+        <w:rPr>
+          <w:b/>
+          <w:bCs/>
+        </w:rPr>
+        <w:t>):</w:t>
+      </w:r>
+      <w:r>
+        <w:t xml:space="preserve"> Đại diện cho các mẫu bị task tải nền ưu tiên cao chen ngang. Khi đó, thời gian thực thi bị kéo dài thêm một khoảng bằng thời gian chạy của tải (</w:t>
+      </w:r>
+      <m:oMath>
+        <m:sSub>
+          <m:sSubPr>
+            <m:ctrlPr>
+              <w:rPr>
+                <w:rFonts w:ascii="Cambria Math" w:hAnsi="Cambria Math"/>
+              </w:rPr>
+            </m:ctrlPr>
+          </m:sSubPr>
+          <m:e>
+            <m:r>
+              <w:rPr>
+                <w:rFonts w:ascii="Cambria Math" w:hAnsi="Cambria Math"/>
+              </w:rPr>
+              <m:t>t</m:t>
+            </m:r>
+          </m:e>
+          <m:sub>
+            <m:r>
+              <w:rPr>
+                <w:rFonts w:ascii="Cambria Math" w:hAnsi="Cambria Math"/>
+              </w:rPr>
+              <m:t>b</m:t>
+            </m:r>
+          </m:sub>
+        </m:sSub>
+      </m:oMath>
+      <w:r>
+        <w:t xml:space="preserve">), làm cho khoảng cách </w:t>
+      </w:r>
+      <m:oMath>
+        <m:r>
+          <w:rPr>
+            <w:rFonts w:ascii="Cambria Math" w:hAnsi="Cambria Math"/>
+          </w:rPr>
+          <m:t>dt</m:t>
+        </m:r>
+      </m:oMath>
+      <w:r>
+        <w:t xml:space="preserve"> của mẫu đó bị đội lên (bằng </w:t>
+      </w:r>
+      <m:oMath>
+        <m:sSub>
+          <m:sSubPr>
+            <m:ctrlPr>
+              <w:rPr>
+                <w:rFonts w:ascii="Cambria Math" w:hAnsi="Cambria Math"/>
+              </w:rPr>
+            </m:ctrlPr>
+          </m:sSubPr>
+          <m:e>
+            <m:r>
+              <w:rPr>
+                <w:rFonts w:ascii="Cambria Math" w:hAnsi="Cambria Math"/>
+              </w:rPr>
+              <m:t>T</m:t>
+            </m:r>
+          </m:e>
+          <m:sub>
+            <m:r>
+              <w:rPr>
+                <w:rFonts w:ascii="Cambria Math" w:hAnsi="Cambria Math"/>
+              </w:rPr>
+              <m:t>0</m:t>
+            </m:r>
+          </m:sub>
+        </m:sSub>
+        <m:r>
+          <w:rPr>
+            <w:rFonts w:ascii="Cambria Math" w:hAnsi="Cambria Math"/>
+          </w:rPr>
+          <m:t>+</m:t>
+        </m:r>
+        <m:sSub>
+          <m:sSubPr>
+            <m:ctrlPr>
+              <w:rPr>
+                <w:rFonts w:ascii="Cambria Math" w:hAnsi="Cambria Math"/>
+              </w:rPr>
+            </m:ctrlPr>
+          </m:sSubPr>
+          <m:e>
+            <m:r>
+              <w:rPr>
+                <w:rFonts w:ascii="Cambria Math" w:hAnsi="Cambria Math"/>
+              </w:rPr>
+              <m:t>t</m:t>
+            </m:r>
+          </m:e>
+          <m:sub>
+            <m:r>
+              <w:rPr>
+                <w:rFonts w:ascii="Cambria Math" w:hAnsi="Cambria Math"/>
+              </w:rPr>
+              <m:t>b</m:t>
+            </m:r>
+          </m:sub>
+        </m:sSub>
+      </m:oMath>
+      <w:r>
+        <w:t>).</w:t>
+      </w:r>
+    </w:p>
+    <w:p>
+      <w:pPr>
+        <w:spacing w:after="100" w:line="300" w:lineRule="auto"/>
+        <w:jc w:val="both"/>
+      </w:pPr>
+      <w:r>
+        <w:t xml:space="preserve">  </w:t>
+      </w:r>
+      <w:r>
+        <w:rPr>
+          <w:b/>
+          <w:bCs/>
+        </w:rPr>
+        <w:t xml:space="preserve">Cột nhỏ nằm ở phía bên trái (quanh mốc </w:t>
+      </w:r>
+      <m:oMath>
+        <m:r>
+          <w:rPr>
+            <w:rFonts w:ascii="Cambria Math" w:hAnsi="Cambria Math"/>
+          </w:rPr>
+          <m:t>≈500-700 μ</m:t>
+        </m:r>
+        <m:r>
+          <m:rPr>
+            <m:nor/>
+          </m:rPr>
+          <m:t>s</m:t>
+        </m:r>
+      </m:oMath>
+      <w:r>
+        <w:rPr>
+          <w:b/>
+          <w:bCs/>
+        </w:rPr>
+        <w:t xml:space="preserve">, nhỏ hơn </w:t>
+      </w:r>
+      <m:oMath>
+        <m:sSub>
+          <m:sSubPr>
+            <m:ctrlPr>
+              <w:rPr>
+                <w:rFonts w:ascii="Cambria Math" w:hAnsi="Cambria Math"/>
+              </w:rPr>
+            </m:ctrlPr>
+          </m:sSubPr>
+          <m:e>
+            <m:r>
+              <w:rPr>
+                <w:rFonts w:ascii="Cambria Math" w:hAnsi="Cambria Math"/>
+              </w:rPr>
+              <m:t>T</m:t>
+            </m:r>
+          </m:e>
+          <m:sub>
+            <m:r>
+              <w:rPr>
+                <w:rFonts w:ascii="Cambria Math" w:hAnsi="Cambria Math"/>
+              </w:rPr>
+              <m:t>0</m:t>
+            </m:r>
+          </m:sub>
+        </m:sSub>
+      </m:oMath>
+      <w:r>
+        <w:rPr>
+          <w:b/>
+          <w:bCs/>
+        </w:rPr>
+        <w:t>):</w:t>
+      </w:r>
+      <w:r>
+        <w:t xml:space="preserve"> Đại diện cho hiện tượng </w:t>
+      </w:r>
+      <w:r>
+        <w:rPr>
+          <w:b/>
+          <w:bCs/>
+        </w:rPr>
+        <w:t>"bắt kịp mốc" (catch-up)</w:t>
+      </w:r>
+      <w:r>
+        <w:t xml:space="preserve"> đặc trưng của vTaskDelayUntil. Ngay sau chu kỳ bị trễ do tải chen, vì mốc thời gian tuyệt đối của kỳ tiếp theo đã qua, task sẽ được kích hoạt chạy ngay lập tức mà không chờ đợi, dẫn đến khoảng cách </w:t>
+      </w:r>
+      <m:oMath>
+        <m:r>
+          <w:rPr>
+            <w:rFonts w:ascii="Cambria Math" w:hAnsi="Cambria Math"/>
+          </w:rPr>
+          <m:t>dt</m:t>
+        </m:r>
+      </m:oMath>
+      <w:r>
+        <w:t xml:space="preserve"> ngắn hơn chu kỳ danh định ban đầu.</w:t>
+      </w:r>
+    </w:p>
+    <w:p>
+      <w:pPr>
+        <w:spacing w:after="100" w:line="300" w:lineRule="auto"/>
+        <w:jc w:val="both"/>
+      </w:pPr>
     </w:p>
     <w:p>
       <w:pPr>
@@ -2726,6 +3830,9 @@
             <w:pPr>
               <w:spacing w:after="30"/>
             </w:pPr>
+            <w:r>
+              <w:t>10000</w:t>
+            </w:r>
           </w:p>
         </w:tc>
         <w:tc>
@@ -2749,6 +3856,9 @@
             <w:pPr>
               <w:spacing w:after="30"/>
             </w:pPr>
+            <w:r>
+              <w:t>1000.00</w:t>
+            </w:r>
           </w:p>
         </w:tc>
         <w:tc>
@@ -2772,6 +3882,9 @@
             <w:pPr>
               <w:spacing w:after="30"/>
             </w:pPr>
+            <w:r>
+              <w:t>211.07</w:t>
+            </w:r>
           </w:p>
         </w:tc>
         <w:tc>
@@ -2795,6 +3908,9 @@
             <w:pPr>
               <w:spacing w:after="30"/>
             </w:pPr>
+            <w:r>
+              <w:t>573</w:t>
+            </w:r>
           </w:p>
         </w:tc>
         <w:tc>
@@ -2818,6 +3934,9 @@
             <w:pPr>
               <w:spacing w:after="30"/>
             </w:pPr>
+            <w:r>
+              <w:t>3137</w:t>
+            </w:r>
           </w:p>
         </w:tc>
         <w:tc>
@@ -2902,6 +4021,9 @@
             <w:pPr>
               <w:spacing w:after="30"/>
             </w:pPr>
+            <w:r>
+              <w:t>10000</w:t>
+            </w:r>
           </w:p>
         </w:tc>
         <w:tc>
@@ -2925,6 +4047,14 @@
             <w:pPr>
               <w:spacing w:after="30"/>
             </w:pPr>
+            <w:r>
+              <w:t>1000.00</w:t>
+            </w:r>
+          </w:p>
+          <w:p>
+            <w:pPr>
+              <w:spacing w:after="30"/>
+            </w:pPr>
           </w:p>
         </w:tc>
         <w:tc>
@@ -2948,6 +4078,14 @@
             <w:pPr>
               <w:spacing w:after="30"/>
             </w:pPr>
+            <w:r>
+              <w:t>211.99</w:t>
+            </w:r>
+          </w:p>
+          <w:p>
+            <w:pPr>
+              <w:spacing w:after="30"/>
+            </w:pPr>
           </w:p>
         </w:tc>
         <w:tc>
@@ -2971,6 +4109,14 @@
             <w:pPr>
               <w:spacing w:after="30"/>
             </w:pPr>
+            <w:r>
+              <w:t>573</w:t>
+            </w:r>
+          </w:p>
+          <w:p>
+            <w:pPr>
+              <w:spacing w:after="30"/>
+            </w:pPr>
           </w:p>
         </w:tc>
         <w:tc>
@@ -2994,6 +4140,14 @@
             <w:pPr>
               <w:spacing w:after="30"/>
             </w:pPr>
+            <w:r>
+              <w:t xml:space="preserve">3137 </w:t>
+            </w:r>
+          </w:p>
+          <w:p>
+            <w:pPr>
+              <w:spacing w:after="30"/>
+            </w:pPr>
           </w:p>
         </w:tc>
         <w:tc>
@@ -3016,6 +4170,16 @@
           <w:p>
             <w:pPr>
               <w:spacing w:after="30"/>
+              <w:jc w:val="center"/>
+            </w:pPr>
+            <w:r>
+              <w:t>nhãn cuối 0.00 ms, |lệch| lớn nhất 2137 µs (T0 = 1000 µs)</w:t>
+            </w:r>
+          </w:p>
+          <w:p>
+            <w:pPr>
+              <w:spacing w:after="30"/>
+              <w:jc w:val="center"/>
             </w:pPr>
           </w:p>
         </w:tc>
@@ -3239,7 +4403,80 @@
         <w:t>hinh_th2_vcd.png</w:t>
       </w:r>
       <w:r>
-        <w:t xml:space="preserve"> và ảnh chụp PulseView. Giải thích chênh lệch giữa hai nguồn: ......................................................</w:t>
+        <w:t xml:space="preserve"> và ảnh chụp PulseView. Giải thích chênh lệch giữa hai nguồn:</w:t>
+      </w:r>
+    </w:p>
+    <w:p>
+      <w:pPr>
+        <w:spacing w:after="100" w:line="300" w:lineRule="auto"/>
+        <w:jc w:val="both"/>
+      </w:pPr>
+      <w:r>
+        <w:lastRenderedPageBreak/>
+        <w:drawing>
+          <wp:inline distT="0" distB="0" distL="0" distR="0" wp14:anchorId="1D44D4B4" wp14:editId="6359B36A">
+            <wp:extent cx="6120130" cy="3147695"/>
+            <wp:effectExtent l="0" t="0" r="0" b="0"/>
+            <wp:docPr id="1310395110" name="Picture 4"/>
+            <wp:cNvGraphicFramePr>
+              <a:graphicFrameLocks xmlns:a="http://schemas.openxmlformats.org/drawingml/2006/main" noChangeAspect="1"/>
+            </wp:cNvGraphicFramePr>
+            <a:graphic xmlns:a="http://schemas.openxmlformats.org/drawingml/2006/main">
+              <a:graphicData uri="http://schemas.openxmlformats.org/drawingml/2006/picture">
+                <pic:pic xmlns:pic="http://schemas.openxmlformats.org/drawingml/2006/picture">
+                  <pic:nvPicPr>
+                    <pic:cNvPr id="0" name="Picture 13"/>
+                    <pic:cNvPicPr>
+                      <a:picLocks noChangeAspect="1" noChangeArrowheads="1"/>
+                    </pic:cNvPicPr>
+                  </pic:nvPicPr>
+                  <pic:blipFill>
+                    <a:blip r:embed="rId9">
+                      <a:extLst>
+                        <a:ext uri="{28A0092B-C50C-407E-A947-70E740481C1C}">
+                          <a14:useLocalDpi xmlns:a14="http://schemas.microsoft.com/office/drawing/2010/main" val="0"/>
+                        </a:ext>
+                      </a:extLst>
+                    </a:blip>
+                    <a:srcRect/>
+                    <a:stretch>
+                      <a:fillRect/>
+                    </a:stretch>
+                  </pic:blipFill>
+                  <pic:spPr bwMode="auto">
+                    <a:xfrm>
+                      <a:off x="0" y="0"/>
+                      <a:ext cx="6120130" cy="3147695"/>
+                    </a:xfrm>
+                    <a:prstGeom prst="rect">
+                      <a:avLst/>
+                    </a:prstGeom>
+                    <a:noFill/>
+                    <a:ln>
+                      <a:noFill/>
+                    </a:ln>
+                  </pic:spPr>
+                </pic:pic>
+              </a:graphicData>
+            </a:graphic>
+          </wp:inline>
+        </w:drawing>
+      </w:r>
+    </w:p>
+    <w:p>
+      <w:pPr>
+        <w:spacing w:after="100" w:line="300" w:lineRule="auto"/>
+        <w:jc w:val="both"/>
+        <w:rPr>
+          <w:b/>
+          <w:bCs/>
+        </w:rPr>
+      </w:pPr>
+      <w:r>
+        <w:t>S</w:t>
+      </w:r>
+      <w:r>
+        <w:t>ự chênh lệch nhỏ (vài micro-giây) giữa nguồn ESP32–micros() và Logic Analyzer do thời điểm gọi hàm micros() trong phần mềm có độ trễ nhỏ so với thời điểm phần cứng thực thi lệnh thay đổi trạng thái chân GPIO (digitalWrite)</w:t>
       </w:r>
     </w:p>
     <w:p>
@@ -4333,7 +5570,6 @@
         <w:jc w:val="both"/>
       </w:pPr>
       <w:r>
-        <w:lastRenderedPageBreak/>
         <w:t xml:space="preserve">Chèn </w:t>
       </w:r>
       <w:r>
@@ -5150,6 +6386,7 @@
                 <w:sz w:val="21"/>
                 <w:szCs w:val="21"/>
               </w:rPr>
+              <w:lastRenderedPageBreak/>
               <w:t>Dự đoán</w:t>
             </w:r>
           </w:p>
@@ -6077,7 +7314,6 @@
                 <w:sz w:val="21"/>
                 <w:szCs w:val="21"/>
               </w:rPr>
-              <w:lastRenderedPageBreak/>
               <w:t xml:space="preserve"> </w:t>
             </w:r>
           </w:p>
@@ -6497,6 +7733,7 @@
                 <w:sz w:val="21"/>
                 <w:szCs w:val="21"/>
               </w:rPr>
+              <w:lastRenderedPageBreak/>
               <w:t xml:space="preserve"> </w:t>
             </w:r>
           </w:p>
@@ -6528,6 +7765,7 @@
                 <w:sz w:val="21"/>
                 <w:szCs w:val="21"/>
               </w:rPr>
+              <w:lastRenderedPageBreak/>
               <w:t>2</w:t>
             </w:r>
           </w:p>
@@ -7716,8 +8954,8 @@
       </w:pPr>
     </w:p>
     <w:sectPr>
-      <w:headerReference w:type="default" r:id="rId8"/>
-      <w:footerReference w:type="default" r:id="rId9"/>
+      <w:headerReference w:type="default" r:id="rId10"/>
+      <w:footerReference w:type="default" r:id="rId11"/>
       <w:pgSz w:w="11906" w:h="16838"/>
       <w:pgMar w:top="1134" w:right="1134" w:bottom="1134" w:left="1134" w:header="708" w:footer="708" w:gutter="0"/>
       <w:cols w:space="720"/>
@@ -8751,7 +9989,6 @@
   <w:style w:type="character" w:default="1" w:styleId="DefaultParagraphFont">
     <w:name w:val="Default Paragraph Font"/>
     <w:uiPriority w:val="1"/>
-    <w:semiHidden/>
     <w:unhideWhenUsed/>
   </w:style>
   <w:style w:type="table" w:default="1" w:styleId="TableNormal">
@@ -8923,6 +10160,33 @@
     <w:rPr>
       <w:rFonts w:cs="Angsana New"/>
       <w:szCs w:val="30"/>
+    </w:rPr>
+  </w:style>
+  <w:style w:type="paragraph" w:styleId="HTMLPreformatted">
+    <w:name w:val="HTML Preformatted"/>
+    <w:basedOn w:val="Normal"/>
+    <w:link w:val="HTMLPreformattedChar"/>
+    <w:uiPriority w:val="99"/>
+    <w:semiHidden/>
+    <w:unhideWhenUsed/>
+    <w:rsid w:val="00571061"/>
+    <w:rPr>
+      <w:rFonts w:ascii="Consolas" w:hAnsi="Consolas" w:cs="Angsana New"/>
+      <w:sz w:val="20"/>
+      <w:szCs w:val="25"/>
+    </w:rPr>
+  </w:style>
+  <w:style w:type="character" w:customStyle="1" w:styleId="HTMLPreformattedChar">
+    <w:name w:val="HTML Preformatted Char"/>
+    <w:basedOn w:val="DefaultParagraphFont"/>
+    <w:link w:val="HTMLPreformatted"/>
+    <w:uiPriority w:val="99"/>
+    <w:semiHidden/>
+    <w:rsid w:val="00571061"/>
+    <w:rPr>
+      <w:rFonts w:ascii="Consolas" w:hAnsi="Consolas" w:cs="Angsana New"/>
+      <w:sz w:val="20"/>
+      <w:szCs w:val="25"/>
     </w:rPr>
   </w:style>
 </w:styles>
